--- a/Chainsilience_AI_IDSOL_2026_Whitepaper_Revised.docx
+++ b/Chainsilience_AI_IDSOL_2026_Whitepaper_Revised.docx
@@ -159,11 +159,21 @@
         <w:t>—</w:t>
       </w:r>
       <w:r>
-        <w:t xml:space="preserve"> Chainsilience AI is a proposed disruption-intelligence and response platform for small and medium-sized enterprises (SMEs), startups, and semiconductor-related businesses. It converts fragmented economic, geopolitical, environmental, regulatory, logistics, and industry reporting into company-specific operational decisions. The pipeline collects external information, extracts and verifies events with AI agents, maps them to a supply-chain knowledge graph and digital twin, estimates exposure and operational impact, and produces explainable recommendations, draft communications, dashboard updates, and alerts. Unlike generic news monitoring, the system combines public evidence with private enterprise data such as suppliers, sites, routes, inventory, production schedules, and customer orders. This paper defines the architecture, risk model, governance controls, evaluation protocol, and a retrospective Taiwan-earthquake scenario. </w:t>
-      </w:r>
+        <w:t xml:space="preserve"> </w:t>
+      </w:r>
+      <w:proofErr w:type="spellStart"/>
       <w:r>
         <w:t>Chainsilience</w:t>
       </w:r>
+      <w:proofErr w:type="spellEnd"/>
+      <w:r>
+        <w:t xml:space="preserve"> AI is a proposed disruption-intelligence and response platform for small and medium-sized enterprises (SMEs), startups, and semiconductor-related businesses. It converts fragmented economic, geopolitical, environmental, regulatory, logistics, and industry reporting into company-specific operational decisions. The pipeline collects external information, extracts and verifies events with AI agents, maps them to a supply-chain knowledge graph and digital twin, estimates exposure and operational impact, and produces explainable recommendations, draft communications, dashboard updates, and alerts. Unlike generic news monitoring, the system combines public evidence with private enterprise data such as suppliers, sites, routes, inventory, production schedules, and customer orders. This paper defines the architecture, risk model, governance controls, evaluation protocol, and a retrospective Taiwan-earthquake scenario. </w:t>
+      </w:r>
+      <w:proofErr w:type="spellStart"/>
+      <w:r>
+        <w:t>Chainsilience</w:t>
+      </w:r>
+      <w:proofErr w:type="spellEnd"/>
       <w:r>
         <w:t xml:space="preserve"> </w:t>
       </w:r>
@@ -333,8 +343,13 @@
       <w:pPr>
         <w:ind w:left="-5"/>
       </w:pPr>
-      <w:r>
-        <w:t>Chainsilience AI addresses this event-to-decision gap.</w:t>
+      <w:proofErr w:type="spellStart"/>
+      <w:r>
+        <w:t>Chainsilience</w:t>
+      </w:r>
+      <w:proofErr w:type="spellEnd"/>
+      <w:r>
+        <w:t xml:space="preserve"> AI addresses this event-to-decision gap.</w:t>
       </w:r>
     </w:p>
     <w:p>
@@ -473,7 +488,15 @@
         <w:t>Illustrative:</w:t>
       </w:r>
       <w:r>
-        <w:t xml:space="preserve"> all case-study probabilities, costs, and recommended allocations. This explicit labeling prevents a design proposal from being mistaken for production evidence.</w:t>
+        <w:t xml:space="preserve"> all case-study probabilities, costs, and recommended allocations. This explicit </w:t>
+      </w:r>
+      <w:proofErr w:type="spellStart"/>
+      <w:r>
+        <w:t>labeling</w:t>
+      </w:r>
+      <w:proofErr w:type="spellEnd"/>
+      <w:r>
+        <w:t xml:space="preserve"> prevents a design proposal from being mistaken for production evidence.</w:t>
       </w:r>
     </w:p>
     <w:p>
@@ -838,8 +861,13 @@
       <w:pPr>
         <w:ind w:left="-5"/>
       </w:pPr>
-      <w:r>
-        <w:t xml:space="preserve">Chainsilience AI is a continuously refreshed decision-support layer above a firm's existing systems. It does not replace procurement, enterprise resource planning (ERP), manufacturing execution, transport management, or human judgment. It </w:t>
+      <w:proofErr w:type="spellStart"/>
+      <w:r>
+        <w:t>Chainsilience</w:t>
+      </w:r>
+      <w:proofErr w:type="spellEnd"/>
+      <w:r>
+        <w:t xml:space="preserve"> AI is a continuously refreshed decision-support layer above a firm's existing systems. It does not replace procurement, enterprise resource planning (ERP), manufacturing execution, transport management, or human judgment. It </w:t>
       </w:r>
       <w:r>
         <w:t xml:space="preserve">combines </w:t>
@@ -990,6 +1018,7 @@
               <w:ind w:left="0" w:firstLine="0"/>
               <w:jc w:val="left"/>
             </w:pPr>
+            <w:proofErr w:type="spellStart"/>
             <w:r>
               <w:rPr>
                 <w:rFonts w:ascii="Arial" w:eastAsia="Arial" w:hAnsi="Arial" w:cs="Arial"/>
@@ -997,7 +1026,17 @@
                 <w:color w:val="FFFFFF"/>
                 <w:sz w:val="12"/>
               </w:rPr>
-              <w:t>Chainsilience AI</w:t>
+              <w:t>Chainsilience</w:t>
+            </w:r>
+            <w:proofErr w:type="spellEnd"/>
+            <w:r>
+              <w:rPr>
+                <w:rFonts w:ascii="Arial" w:eastAsia="Arial" w:hAnsi="Arial" w:cs="Arial"/>
+                <w:b/>
+                <w:color w:val="FFFFFF"/>
+                <w:sz w:val="12"/>
+              </w:rPr>
+              <w:t xml:space="preserve"> AI</w:t>
             </w:r>
           </w:p>
         </w:tc>
@@ -1518,7 +1557,39 @@
         <w:ind w:left="0" w:firstLine="0"/>
       </w:pPr>
       <w:r>
-        <w:t>The platform validates and standardizes these records, flags missing or conflicting information for review, and creates a versioned supply-chain knowledge graph and digital-twin baseline. Chainsilience AI then monitors authorized external sources, verifies potential disruptions, identifies affected dependency paths, and simulates the operational and financial consequences of taking no action.</w:t>
+        <w:t>The platform validates and standardizes these records, f</w:t>
+      </w:r>
+      <w:r>
+        <w:t>ilters out</w:t>
+      </w:r>
+      <w:r>
+        <w:t xml:space="preserve"> </w:t>
+      </w:r>
+      <w:r>
+        <w:t>contradicting</w:t>
+      </w:r>
+      <w:r>
+        <w:t xml:space="preserve"> or</w:t>
+      </w:r>
+      <w:r>
+        <w:t xml:space="preserve"> faulty</w:t>
+      </w:r>
+      <w:r>
+        <w:t xml:space="preserve"> information </w:t>
+      </w:r>
+      <w:r>
+        <w:t>after</w:t>
+      </w:r>
+      <w:r>
+        <w:t xml:space="preserve"> review, and creates a versioned supply-chain knowledge graph and digital-twin baseline. </w:t>
+      </w:r>
+      <w:proofErr w:type="spellStart"/>
+      <w:r>
+        <w:t>Chainsilience</w:t>
+      </w:r>
+      <w:proofErr w:type="spellEnd"/>
+      <w:r>
+        <w:t xml:space="preserve"> AI then monitors authorized external sources, verifies potential disruptions, identifies affected dependency paths, and simulates the operational and financial consequences of taking no action.</w:t>
       </w:r>
     </w:p>
     <w:p>
@@ -1548,7 +1619,15 @@
         <w:ind w:left="-5"/>
       </w:pPr>
       <w:r>
-        <w:t>Once approved, Chainsilience AI initiates only the actions permitted by company policy, such as creating procurement tasks, preparing supplier emails, notifying internal teams, or passing authorized changes to connected enterprise systems. The dashboard then displays the original no-action risk, projected post-mitigation risk, implementation progress, and realized operational impact as supplier confirmations, inventory updates, shipment information, and production data become available.</w:t>
+        <w:t xml:space="preserve">Once approved, </w:t>
+      </w:r>
+      <w:proofErr w:type="spellStart"/>
+      <w:r>
+        <w:t>Chainsilience</w:t>
+      </w:r>
+      <w:proofErr w:type="spellEnd"/>
+      <w:r>
+        <w:t xml:space="preserve"> AI initiates only the actions permitted by company policy, such as creating procurement tasks, preparing supplier emails, notifying internal teams, or passing authorized changes to connected enterprise systems. The dashboard then displays the original no-action risk, projected post-mitigation risk, implementation progress, and realized operational impact as supplier confirmations, inventory updates, shipment information, and production data become available.</w:t>
       </w:r>
     </w:p>
     <w:p>
@@ -3660,7 +3739,23 @@
           <w:color w:val="4B5563"/>
           <w:sz w:val="14"/>
         </w:rPr>
-        <w:t>Fig. 1. Core Chainsilience AI pipeline. Each transition stores confidence, provenance, timestamp, and version.</w:t>
+        <w:t xml:space="preserve">Fig. 1. Core </w:t>
+      </w:r>
+      <w:proofErr w:type="spellStart"/>
+      <w:r>
+        <w:rPr>
+          <w:color w:val="4B5563"/>
+          <w:sz w:val="14"/>
+        </w:rPr>
+        <w:t>Chainsilience</w:t>
+      </w:r>
+      <w:proofErr w:type="spellEnd"/>
+      <w:r>
+        <w:rPr>
+          <w:color w:val="4B5563"/>
+          <w:sz w:val="14"/>
+        </w:rPr>
+        <w:t xml:space="preserve"> AI pipeline. Each transition stores confidence, provenance, timestamp, and version.</w:t>
       </w:r>
     </w:p>
     <w:p>
@@ -3739,7 +3834,10 @@
         <w:t xml:space="preserve"> </w:t>
       </w:r>
       <w:r>
-        <w:t>flags potentially unreliable</w:t>
+        <w:t>filters out</w:t>
+      </w:r>
+      <w:r>
+        <w:t xml:space="preserve"> potentially unreliable</w:t>
       </w:r>
       <w:r>
         <w:t xml:space="preserve"> and unsupported</w:t>
@@ -3748,7 +3846,13 @@
         <w:t xml:space="preserve"> information</w:t>
       </w:r>
       <w:r>
-        <w:t xml:space="preserve"> for further review </w:t>
+        <w:t xml:space="preserve"> </w:t>
+      </w:r>
+      <w:r>
+        <w:t>after</w:t>
+      </w:r>
+      <w:r>
+        <w:t xml:space="preserve"> further review </w:t>
       </w:r>
       <w:r>
         <w:t>by comparing</w:t>
@@ -3804,7 +3908,31 @@
         <w:ind w:left="-5"/>
       </w:pPr>
       <w:r>
-        <w:t>Agentic workflows may interleave reasoning with tool use, following patterns demonstrated by ReAct [8]. Chainsilience AI constrains this behavior: tools expose typed inputs, least-privilege permissions, timeouts, and auditable results. The LLM cannot directly alter enterprise records or send external communications unless a workflow policy and designated human approver permit it.</w:t>
+        <w:t xml:space="preserve">Agentic workflows may interleave reasoning with tool use, following patterns demonstrated by </w:t>
+      </w:r>
+      <w:proofErr w:type="spellStart"/>
+      <w:r>
+        <w:t>ReAct</w:t>
+      </w:r>
+      <w:proofErr w:type="spellEnd"/>
+      <w:r>
+        <w:t xml:space="preserve"> [8]. </w:t>
+      </w:r>
+      <w:proofErr w:type="spellStart"/>
+      <w:r>
+        <w:t>Chainsilience</w:t>
+      </w:r>
+      <w:proofErr w:type="spellEnd"/>
+      <w:r>
+        <w:t xml:space="preserve"> AI constrains this </w:t>
+      </w:r>
+      <w:proofErr w:type="spellStart"/>
+      <w:r>
+        <w:t>behavior</w:t>
+      </w:r>
+      <w:proofErr w:type="spellEnd"/>
+      <w:r>
+        <w:t>: tools expose typed inputs, least-privilege permissions, timeouts, and auditable results. The LLM cannot directly alter enterprise records or send external communications unless a workflow policy and designated human approver permit it.</w:t>
       </w:r>
     </w:p>
     <w:p>
@@ -4314,7 +4442,19 @@
         <w:ind w:left="-5"/>
       </w:pPr>
       <w:r>
-        <w:t>The graph represents Supplier, Site, Part, Material, Product, Route, Port, Carrier, Inventory Node, Production Line, Order, Customer, Event, and Source. Edges encode relationships such as SUPPLIES, PRODUCED_AT, REQUIRES, SHIPS_VIA, STORED_AT, FULFILLS, LOCATED_IN, OWNED_BY, and AFFECTS. For example, if two nodes are product and route, then the relationship is SHIPS_VIA. Temporal validity permits the system to distinguish a current supplier from an expired contract. Evidence and confidence are attached to every externally inferred relationship.</w:t>
+        <w:t xml:space="preserve">The graph </w:t>
+      </w:r>
+      <w:r>
+        <w:t xml:space="preserve">nodes </w:t>
+      </w:r>
+      <w:r>
+        <w:t xml:space="preserve">represent Supplier, Site, Part, Material, Product, Route, Port, Inventory, Production Line, </w:t>
+      </w:r>
+      <w:r>
+        <w:t>Customer o</w:t>
+      </w:r>
+      <w:r>
+        <w:t>rder, Event, and Source. Edges encode relationships such as SUPPLIES, PRODUCED_AT, REQUIRES, SHIPS_VIA, STORED_AT, FULFILLS, LOCATED_IN, OWNED_BY, and AFFECTS. For example, if two nodes are product and route, then the relationship is SHIPS_VIA. Temporal validity permits the system to distinguish a current supplier from an expired contract. Evidence and confidence are attached to every externally inferred relationship.</w:t>
       </w:r>
     </w:p>
     <w:p>
@@ -4433,7 +4573,15 @@
         <w:t>underlying</w:t>
       </w:r>
       <w:r>
-        <w:t xml:space="preserve"> supply-chain risks [6], while LLM-based extraction can extend mapping from public information [7]. Chainsilience AI combines those methods with private, authoritative enterprise edges.</w:t>
+        <w:t xml:space="preserve"> supply-chain risks [6], while LLM-based extraction can extend mapping from public information [7]. </w:t>
+      </w:r>
+      <w:proofErr w:type="spellStart"/>
+      <w:r>
+        <w:t>Chainsilience</w:t>
+      </w:r>
+      <w:proofErr w:type="spellEnd"/>
+      <w:r>
+        <w:t xml:space="preserve"> AI combines those methods with private, authoritative enterprise edges.</w:t>
       </w:r>
     </w:p>
     <w:p>
@@ -4917,7 +5065,16 @@
         <w:t>Scout</w:t>
       </w:r>
       <w:r>
-        <w:t xml:space="preserve"> retrieves potential events; </w:t>
+        <w:t xml:space="preserve"> </w:t>
+      </w:r>
+      <w:r>
+        <w:t>(Non-AI)</w:t>
+      </w:r>
+      <w:r>
+        <w:t xml:space="preserve"> </w:t>
+      </w:r>
+      <w:r>
+        <w:t xml:space="preserve">retrieves potential events; </w:t>
       </w:r>
       <w:r>
         <w:rPr>
@@ -4994,6 +5151,30 @@
       <w:r>
         <w:t>Model Context Protocol (MCP) is one possible interoperability layer for connecting AI applications to external resources, prompts, and tools [17]. In this design, an MCP server may expose a read-only inventory query or a draft-email operation. MCP is not itself a security boundary; authentication, authorization, validation, and approval remain application responsibilities.</w:t>
       </w:r>
+    </w:p>
+    <w:p>
+      <w:pPr>
+        <w:spacing w:after="5"/>
+        <w:ind w:left="-5"/>
+      </w:pPr>
+    </w:p>
+    <w:p>
+      <w:pPr>
+        <w:spacing w:after="5"/>
+        <w:ind w:left="-5"/>
+      </w:pPr>
+    </w:p>
+    <w:p>
+      <w:pPr>
+        <w:spacing w:after="5"/>
+        <w:ind w:left="-5"/>
+      </w:pPr>
+    </w:p>
+    <w:p>
+      <w:pPr>
+        <w:spacing w:after="5"/>
+        <w:ind w:left="-5"/>
+      </w:pPr>
     </w:p>
     <w:p>
       <w:pPr>
@@ -5046,7 +5227,7 @@
                 <w:color w:val="FFFFFF"/>
                 <w:sz w:val="12"/>
               </w:rPr>
-              <w:t>AI Agent</w:t>
+              <w:t>Agent</w:t>
             </w:r>
           </w:p>
         </w:tc>
@@ -5705,7 +5886,15 @@
         <w:ind w:left="-5"/>
       </w:pPr>
       <w:r>
-        <w:t xml:space="preserve">Risk is modeled as a set of decision variables, not a free-form LLM judgment. For event </w:t>
+        <w:t xml:space="preserve">Risk is </w:t>
+      </w:r>
+      <w:proofErr w:type="spellStart"/>
+      <w:r>
+        <w:t>modeled</w:t>
+      </w:r>
+      <w:proofErr w:type="spellEnd"/>
+      <w:r>
+        <w:t xml:space="preserve"> as a set of decision variables, not a free-form LLM judgment. For event </w:t>
       </w:r>
       <w:r>
         <w:rPr>
@@ -5716,12 +5905,14 @@
       <w:r>
         <w:t xml:space="preserve"> and asset, part, or order </w:t>
       </w:r>
+      <w:proofErr w:type="spellStart"/>
       <w:r>
         <w:rPr>
           <w:i/>
         </w:rPr>
         <w:t>i</w:t>
       </w:r>
+      <w:proofErr w:type="spellEnd"/>
       <w:r>
         <w:t>, the normalized score is:</w:t>
       </w:r>
@@ -5838,7 +6029,49 @@
         <w:t>w</w:t>
       </w:r>
       <w:r>
-        <w:t xml:space="preserve"> refers to respective weights for each risk factor, which are versioned by use case, and the bracketed term is a weighted sum clipped to [0,1]. The score ranks attention; it is not a probability.</w:t>
+        <w:t xml:space="preserve"> refers to respective weights for each risk factor, which are versioned by use case, and the bracketed term is a weighted sum clipped to [0,1]. The score ranks attention.</w:t>
+      </w:r>
+      <w:r>
+        <w:t xml:space="preserve"> </w:t>
+      </w:r>
+      <w:r>
+        <w:t>The LLM extracts evidence-backed risk metrics and company-specific factors</w:t>
+      </w:r>
+      <w:r>
+        <w:t xml:space="preserve"> </w:t>
+      </w:r>
+      <w:r>
+        <w:t>such as expected delay duration, revenue</w:t>
+      </w:r>
+      <w:r>
+        <w:t xml:space="preserve"> at risk</w:t>
+      </w:r>
+      <w:r>
+        <w:t>, inventory coverage, and the absence of qualified alternative suppliers</w:t>
+      </w:r>
+      <w:r>
+        <w:t xml:space="preserve">, </w:t>
+      </w:r>
+      <w:r>
+        <w:t>and structures them as inputs for the deterministic risk engine</w:t>
+      </w:r>
+      <w:r>
+        <w:t xml:space="preserve"> (the equation above)</w:t>
+      </w:r>
+      <w:r>
+        <w:t xml:space="preserve">. After the score is calculated, the LLM </w:t>
+      </w:r>
+      <w:r>
+        <w:t>reason</w:t>
+      </w:r>
+      <w:r>
+        <w:t>s which factors contributed most to the r</w:t>
+      </w:r>
+      <w:r>
+        <w:t>isk score and risk level</w:t>
+      </w:r>
+      <w:r>
+        <w:t>.</w:t>
       </w:r>
     </w:p>
     <w:tbl>
@@ -6112,7 +6345,15 @@
         <w:ind w:left="-5"/>
       </w:pPr>
       <w:r>
-        <w:t>Production-stoppage probability is estimated by a probabilistic simulation service using Monte Carlo sampling over distributions for disruption duration, recovery time, transit delay, yield, demand, and alternative capacity. The Analyst agent supplies validated scenario parameters, invokes the simulation service, and explains the results; the LLM does not perform the numerical simulation itself. The displayed value is the fraction of runs in which a protected line cannot meet its minimum schedule. Calibration is assessed on historical or synthetic labeled incidents; absent such evidence, the interface must label the output a scenario frequency rather than an empirical probability.</w:t>
+        <w:t xml:space="preserve">Production-stoppage probability is estimated by a probabilistic simulation service using Monte Carlo sampling over distributions for disruption duration, recovery time, transit delay, yield, demand, and alternative capacity. The Analyst agent supplies validated scenario parameters, invokes the simulation service, and explains the results; the LLM does not perform the numerical simulation itself. The displayed value is the fraction of runs in which a protected line cannot meet its minimum schedule. Calibration is assessed on historical or synthetic </w:t>
+      </w:r>
+      <w:proofErr w:type="spellStart"/>
+      <w:r>
+        <w:t>labeled</w:t>
+      </w:r>
+      <w:proofErr w:type="spellEnd"/>
+      <w:r>
+        <w:t xml:space="preserve"> incidents; absent such evidence, the interface must label the output a scenario frequency rather than an empirical probability.</w:t>
       </w:r>
     </w:p>
     <w:p>
@@ -6170,7 +6411,43 @@
           <w:szCs w:val="14"/>
         </w:rPr>
         <w:br/>
-        <w:t>− βR · ResidualRisk(a) − βI · ImplementationTime(a)</w:t>
+        <w:t xml:space="preserve">− βR · </w:t>
+      </w:r>
+      <w:proofErr w:type="spellStart"/>
+      <w:r>
+        <w:rPr>
+          <w:rFonts w:ascii="Cambria Math" w:hAnsi="Cambria Math" w:cs="Cambria Math"/>
+          <w:sz w:val="14"/>
+          <w:szCs w:val="14"/>
+        </w:rPr>
+        <w:t>ResidualRisk</w:t>
+      </w:r>
+      <w:proofErr w:type="spellEnd"/>
+      <w:r>
+        <w:rPr>
+          <w:rFonts w:ascii="Cambria Math" w:hAnsi="Cambria Math" w:cs="Cambria Math"/>
+          <w:sz w:val="14"/>
+          <w:szCs w:val="14"/>
+        </w:rPr>
+        <w:t xml:space="preserve">(a) − βI · </w:t>
+      </w:r>
+      <w:proofErr w:type="spellStart"/>
+      <w:r>
+        <w:rPr>
+          <w:rFonts w:ascii="Cambria Math" w:hAnsi="Cambria Math" w:cs="Cambria Math"/>
+          <w:sz w:val="14"/>
+          <w:szCs w:val="14"/>
+        </w:rPr>
+        <w:t>ImplementationTime</w:t>
+      </w:r>
+      <w:proofErr w:type="spellEnd"/>
+      <w:r>
+        <w:rPr>
+          <w:rFonts w:ascii="Cambria Math" w:hAnsi="Cambria Math" w:cs="Cambria Math"/>
+          <w:sz w:val="14"/>
+          <w:szCs w:val="14"/>
+        </w:rPr>
+        <w:t>(a)</w:t>
       </w:r>
     </w:p>
     <w:p>
@@ -6188,6 +6465,18 @@
       <w:r>
         <w:t>The interface shows each component instead of hiding the weighting. A user can select service-first, cost-first, or balanced policy profiles. No alternative supplier is recommended solely because it appears in public text: the supplier must satisfy enterprise approval, technical qualification, sanctions/export-control checks, capacity, commercial, and cybersecurity requirements.</w:t>
       </w:r>
+    </w:p>
+    <w:p>
+      <w:pPr>
+        <w:spacing w:after="5"/>
+        <w:ind w:left="-5"/>
+      </w:pPr>
+    </w:p>
+    <w:p>
+      <w:pPr>
+        <w:spacing w:after="5"/>
+        <w:ind w:left="-5"/>
+      </w:pPr>
     </w:p>
     <w:p>
       <w:pPr>
@@ -6610,7 +6899,23 @@
                 <w:rFonts w:ascii="Arial" w:eastAsia="Arial" w:hAnsi="Arial" w:cs="Arial"/>
                 <w:sz w:val="12"/>
               </w:rPr>
-              <w:t>line, tooling, labor, due dates</w:t>
+              <w:t xml:space="preserve">line, tooling, </w:t>
+            </w:r>
+            <w:proofErr w:type="spellStart"/>
+            <w:r>
+              <w:rPr>
+                <w:rFonts w:ascii="Arial" w:eastAsia="Arial" w:hAnsi="Arial" w:cs="Arial"/>
+                <w:sz w:val="12"/>
+              </w:rPr>
+              <w:t>labor</w:t>
+            </w:r>
+            <w:proofErr w:type="spellEnd"/>
+            <w:r>
+              <w:rPr>
+                <w:rFonts w:ascii="Arial" w:eastAsia="Arial" w:hAnsi="Arial" w:cs="Arial"/>
+                <w:sz w:val="12"/>
+              </w:rPr>
+              <w:t>, due dates</w:t>
             </w:r>
           </w:p>
         </w:tc>
@@ -6742,12 +7047,63 @@
       <w:pPr>
         <w:pStyle w:val="Heading2"/>
         <w:ind w:left="-5"/>
-      </w:pPr>
-      <w:r>
         <w:rPr>
           <w:b/>
         </w:rPr>
-        <w:t>E.</w:t>
+      </w:pPr>
+      <w:r>
+        <w:rPr>
+          <w:b/>
+          <w:bCs/>
+          <w:iCs/>
+        </w:rPr>
+        <w:t xml:space="preserve">E. </w:t>
+      </w:r>
+      <w:r>
+        <w:rPr>
+          <w:iCs/>
+        </w:rPr>
+        <w:t>RAG-Grounded Mitigation Planning</w:t>
+      </w:r>
+    </w:p>
+    <w:p>
+      <w:pPr>
+        <w:pStyle w:val="Heading2"/>
+        <w:ind w:left="-5"/>
+        <w:rPr>
+          <w:bCs/>
+          <w:i w:val="0"/>
+          <w:iCs/>
+        </w:rPr>
+      </w:pPr>
+      <w:r>
+        <w:rPr>
+          <w:bCs/>
+          <w:i w:val="0"/>
+          <w:iCs/>
+        </w:rPr>
+        <w:t>During mitigation planning, RAG retrieves authorized, current records—including approved suppliers, qualified substitute components, contracts, company policies, available capacities, logistics routes, and previous disruption responses—and provides them as evidence to the LLM-based Planner [9]. The LLM uses this retrieved context to reason about and propose candidate actions, while deterministic feasibility checks, simulation, and optimization services validate constraints and compare service recovery, cost, implementation time, and residual risk. Each recommendation retains links to the retrieved records so decision-makers can verify why the action was proposed; missing, stale, or conflicting records trigger review rather than unsupported recommendations.</w:t>
+      </w:r>
+    </w:p>
+    <w:p>
+      <w:pPr>
+        <w:pStyle w:val="Heading2"/>
+        <w:ind w:left="0" w:firstLine="0"/>
+        <w:rPr>
+          <w:b/>
+        </w:rPr>
+      </w:pPr>
+    </w:p>
+    <w:p>
+      <w:pPr>
+        <w:pStyle w:val="Heading2"/>
+        <w:ind w:left="-5"/>
+      </w:pPr>
+      <w:r>
+        <w:rPr>
+          <w:b/>
+        </w:rPr>
+        <w:t>F.</w:t>
       </w:r>
       <w:r>
         <w:t xml:space="preserve"> Business Value</w:t>
@@ -6770,7 +7126,15 @@
         <w:jc w:val="left"/>
       </w:pPr>
       <w:r>
-        <w:t>A participating company provides authorized supply-chain data, operational constraints, and decision rules. Chainsilience AI converts these inputs into earlier warnings, quantified exposure, and feasible mitigation options, while the company retains decision authority and supplies outcome data that improves future scenario calibration. Value is measured through avoided expected disruption loss, analyst hours saved, and improved service continuity relative to implementation and operating cost.</w:t>
+        <w:t xml:space="preserve">A participating company provides authorized supply-chain data, operational constraints, and decision rules. </w:t>
+      </w:r>
+      <w:proofErr w:type="spellStart"/>
+      <w:r>
+        <w:t>Chainsilience</w:t>
+      </w:r>
+      <w:proofErr w:type="spellEnd"/>
+      <w:r>
+        <w:t xml:space="preserve"> AI converts these inputs into earlier warnings, quantified exposure, and feasible mitigation options, while the company retains decision authority and supplies outcome data that improves future scenario calibration. Value is measured through avoided expected disruption loss, analyst hours saved, and improved service continuity relative to implementation and operating cost.</w:t>
       </w:r>
     </w:p>
     <w:p>
@@ -6790,7 +7154,7 @@
         <w:rPr>
           <w:b/>
         </w:rPr>
-        <w:t>F.</w:t>
+        <w:t>G.</w:t>
       </w:r>
       <w:r>
         <w:t xml:space="preserve"> </w:t>
@@ -6876,46 +7240,45 @@
     </w:p>
     <w:p>
       <w:pPr>
+        <w:pStyle w:val="Heading1"/>
+      </w:pPr>
+      <w:r>
+        <w:rPr>
+          <w:b/>
+        </w:rPr>
+        <w:t>V.</w:t>
+      </w:r>
+      <w:r>
+        <w:t xml:space="preserve"> CASE STUDY AND EVALUATION</w:t>
+      </w:r>
+    </w:p>
+    <w:p>
+      <w:pPr>
+        <w:pStyle w:val="Heading2"/>
+      </w:pPr>
+      <w:r>
+        <w:t>A</w:t>
+      </w:r>
+      <w:r>
+        <w:rPr>
+          <w:b/>
+        </w:rPr>
+        <w:t>.</w:t>
+      </w:r>
+      <w:r>
+        <w:t xml:space="preserve"> Evidence-Based Trigger</w:t>
+      </w:r>
+    </w:p>
+    <w:p>
+      <w:pPr>
         <w:ind w:left="-5"/>
       </w:pPr>
-    </w:p>
-    <w:p>
-      <w:pPr>
-        <w:pStyle w:val="Heading1"/>
-      </w:pPr>
-      <w:r>
-        <w:rPr>
-          <w:b/>
-        </w:rPr>
-        <w:t>V.</w:t>
-      </w:r>
-      <w:r>
-        <w:t xml:space="preserve"> CASE STUDY AND EVALUATION</w:t>
-      </w:r>
-    </w:p>
-    <w:p>
-      <w:pPr>
-        <w:pStyle w:val="Heading2"/>
-      </w:pPr>
-      <w:r>
-        <w:t>A</w:t>
-      </w:r>
-      <w:r>
-        <w:rPr>
-          <w:b/>
-        </w:rPr>
-        <w:t>.</w:t>
-      </w:r>
-      <w:r>
-        <w:t xml:space="preserve"> Evidence-Based Trigger</w:t>
-      </w:r>
-    </w:p>
-    <w:p>
-      <w:pPr>
-        <w:ind w:left="-5"/>
-      </w:pPr>
-      <w:r>
-        <w:t>On 3 April 2024, a magnitude 7.4 earthquake occurred near Hualien City, Taiwan, followed by strong aftershocks [11]. TSMC later reported that earthquakes in April 2024 caused damage to inventories, facilities, machinery, and equipment and that the company recognized approximately NT$3 billion in losses, net of insurance claims, in the second quarter of 2024 [12]. These facts establish a real disruption context, but they do not establish the hypothetical buyer impacts below.</w:t>
+      <w:r>
+        <w:t xml:space="preserve">On 3 April 2024, a magnitude 7.4 earthquake occurred near Hualien City, Taiwan, followed by strong aftershocks [11]. TSMC later reported that earthquakes in April 2024 caused damage to inventories, facilities, machinery, and equipment and that the company recognized approximately NT$3 billion in losses, net of insurance claims, in the </w:t>
+      </w:r>
+      <w:r>
+        <w:lastRenderedPageBreak/>
+        <w:t>second quarter of 2024 [12]. These facts establish a real disruption context, but they do not establish the hypothetical buyer impacts below.</w:t>
       </w:r>
     </w:p>
     <w:p>
@@ -7284,7 +7647,35 @@
                 <w:rFonts w:ascii="Arial" w:eastAsia="Arial" w:hAnsi="Arial" w:cs="Arial"/>
                 <w:sz w:val="12"/>
               </w:rPr>
-              <w:t>71% scenario frequency of line stoppage within 21 days</w:t>
+              <w:t xml:space="preserve">71% </w:t>
+            </w:r>
+            <w:r>
+              <w:rPr>
+                <w:rFonts w:ascii="Arial" w:eastAsia="Arial" w:hAnsi="Arial" w:cs="Arial"/>
+                <w:sz w:val="12"/>
+              </w:rPr>
+              <w:t>chance</w:t>
+            </w:r>
+            <w:r>
+              <w:rPr>
+                <w:rFonts w:ascii="Arial" w:eastAsia="Arial" w:hAnsi="Arial" w:cs="Arial"/>
+                <w:sz w:val="12"/>
+              </w:rPr>
+              <w:t xml:space="preserve"> of </w:t>
+            </w:r>
+            <w:r>
+              <w:rPr>
+                <w:rFonts w:ascii="Arial" w:eastAsia="Arial" w:hAnsi="Arial" w:cs="Arial"/>
+                <w:sz w:val="12"/>
+              </w:rPr>
+              <w:t>production</w:t>
+            </w:r>
+            <w:r>
+              <w:rPr>
+                <w:rFonts w:ascii="Arial" w:eastAsia="Arial" w:hAnsi="Arial" w:cs="Arial"/>
+                <w:sz w:val="12"/>
+              </w:rPr>
+              <w:t xml:space="preserve"> stoppage within 21 days</w:t>
             </w:r>
           </w:p>
         </w:tc>
@@ -7422,8 +7813,13 @@
         <w:ind w:left="-5"/>
       </w:pPr>
       <w:r>
-        <w:lastRenderedPageBreak/>
-        <w:t>The system would display the evidence supporting the earthquake, the enterprise records supporting the dependency and inventory figures, the simulation version, and the assumptions producing the 71% scenario frequency. A user can compare 'wait,' 'expedite,' 'reallocate,' and 'switch 25%' alternatives before approving supplier outreach.</w:t>
+        <w:t xml:space="preserve">The system would display the evidence supporting the earthquake, the enterprise records supporting the dependency and inventory figures, the simulation version, and the assumptions producing the 71% </w:t>
+      </w:r>
+      <w:r>
+        <w:t>chance of production stoppage</w:t>
+      </w:r>
+      <w:r>
+        <w:t>. A user can compare 'wait,' 'expedite,' 'reallocate,' and 'switch 25%' alternatives before approving supplier outreach.</w:t>
       </w:r>
     </w:p>
     <w:p>
@@ -7637,7 +8033,7 @@
                 <w:rFonts w:ascii="Arial" w:eastAsia="Arial" w:hAnsi="Arial" w:cs="Arial"/>
                 <w:sz w:val="12"/>
               </w:rPr>
-              <w:t>Recall@24h; false alerts/day</w:t>
+              <w:t>Detecting disruptions 24h; false alerts/day</w:t>
             </w:r>
           </w:p>
         </w:tc>
@@ -7663,7 +8059,21 @@
                 <w:rFonts w:ascii="Arial" w:eastAsia="Arial" w:hAnsi="Arial" w:cs="Arial"/>
                 <w:sz w:val="12"/>
               </w:rPr>
-              <w:t>&gt;=0.85; &lt;=2</w:t>
+              <w:t>&gt;=</w:t>
+            </w:r>
+            <w:r>
+              <w:rPr>
+                <w:rFonts w:ascii="Arial" w:eastAsia="Arial" w:hAnsi="Arial" w:cs="Arial"/>
+                <w:sz w:val="12"/>
+              </w:rPr>
+              <w:t>85%</w:t>
+            </w:r>
+            <w:r>
+              <w:rPr>
+                <w:rFonts w:ascii="Arial" w:eastAsia="Arial" w:hAnsi="Arial" w:cs="Arial"/>
+                <w:sz w:val="12"/>
+              </w:rPr>
+              <w:t>; &lt;=2</w:t>
             </w:r>
           </w:p>
         </w:tc>
@@ -7720,7 +8130,7 @@
                 <w:rFonts w:ascii="Arial" w:eastAsia="Arial" w:hAnsi="Arial" w:cs="Arial"/>
                 <w:sz w:val="12"/>
               </w:rPr>
-              <w:t>Entity/relation F1</w:t>
+              <w:t>Correct extraction of Entity/relation rate</w:t>
             </w:r>
           </w:p>
         </w:tc>
@@ -7746,7 +8156,14 @@
                 <w:rFonts w:ascii="Arial" w:eastAsia="Arial" w:hAnsi="Arial" w:cs="Arial"/>
                 <w:sz w:val="12"/>
               </w:rPr>
-              <w:t>&gt;=0.85</w:t>
+              <w:t>&gt;=</w:t>
+            </w:r>
+            <w:r>
+              <w:rPr>
+                <w:rFonts w:ascii="Arial" w:eastAsia="Arial" w:hAnsi="Arial" w:cs="Arial"/>
+                <w:sz w:val="12"/>
+              </w:rPr>
+              <w:t>85%</w:t>
             </w:r>
           </w:p>
         </w:tc>
@@ -7886,7 +8303,49 @@
                 <w:rFonts w:ascii="Arial" w:eastAsia="Arial" w:hAnsi="Arial" w:cs="Arial"/>
                 <w:sz w:val="12"/>
               </w:rPr>
-              <w:t>Correct affected-path rate</w:t>
+              <w:t>D</w:t>
+            </w:r>
+            <w:r>
+              <w:rPr>
+                <w:rFonts w:ascii="Arial" w:eastAsia="Arial" w:hAnsi="Arial" w:cs="Arial"/>
+                <w:sz w:val="12"/>
+              </w:rPr>
+              <w:t>isruption</w:t>
+            </w:r>
+            <w:r>
+              <w:rPr>
+                <w:rFonts w:ascii="Arial" w:eastAsia="Arial" w:hAnsi="Arial" w:cs="Arial"/>
+                <w:sz w:val="12"/>
+              </w:rPr>
+              <w:t xml:space="preserve"> connected to</w:t>
+            </w:r>
+            <w:r>
+              <w:rPr>
+                <w:rFonts w:ascii="Arial" w:eastAsia="Arial" w:hAnsi="Arial" w:cs="Arial"/>
+                <w:sz w:val="12"/>
+              </w:rPr>
+              <w:t xml:space="preserve"> </w:t>
+            </w:r>
+            <w:r>
+              <w:rPr>
+                <w:rFonts w:ascii="Arial" w:eastAsia="Arial" w:hAnsi="Arial" w:cs="Arial"/>
+                <w:sz w:val="12"/>
+              </w:rPr>
+              <w:t xml:space="preserve">correct </w:t>
+            </w:r>
+            <w:r>
+              <w:rPr>
+                <w:rFonts w:ascii="Arial" w:eastAsia="Arial" w:hAnsi="Arial" w:cs="Arial"/>
+                <w:sz w:val="12"/>
+              </w:rPr>
+              <w:t xml:space="preserve">supply chain </w:t>
+            </w:r>
+            <w:r>
+              <w:rPr>
+                <w:rFonts w:ascii="Arial" w:eastAsia="Arial" w:hAnsi="Arial" w:cs="Arial"/>
+                <w:sz w:val="12"/>
+              </w:rPr>
+              <w:t>path rate</w:t>
             </w:r>
           </w:p>
         </w:tc>
@@ -7912,7 +8371,14 @@
                 <w:rFonts w:ascii="Arial" w:eastAsia="Arial" w:hAnsi="Arial" w:cs="Arial"/>
                 <w:sz w:val="12"/>
               </w:rPr>
-              <w:t>&gt;=0.80</w:t>
+              <w:t>&gt;=</w:t>
+            </w:r>
+            <w:r>
+              <w:rPr>
+                <w:rFonts w:ascii="Arial" w:eastAsia="Arial" w:hAnsi="Arial" w:cs="Arial"/>
+                <w:sz w:val="12"/>
+              </w:rPr>
+              <w:t>80%</w:t>
             </w:r>
           </w:p>
         </w:tc>
@@ -7964,12 +8430,21 @@
               <w:ind w:left="0" w:firstLine="0"/>
               <w:jc w:val="left"/>
             </w:pPr>
-            <w:r>
-              <w:rPr>
-                <w:rFonts w:ascii="Arial" w:eastAsia="Arial" w:hAnsi="Arial" w:cs="Arial"/>
-                <w:sz w:val="12"/>
-              </w:rPr>
-              <w:t>Precision@K; rank correlation</w:t>
+            <w:proofErr w:type="spellStart"/>
+            <w:r>
+              <w:rPr>
+                <w:rFonts w:ascii="Arial" w:eastAsia="Arial" w:hAnsi="Arial" w:cs="Arial"/>
+                <w:sz w:val="12"/>
+              </w:rPr>
+              <w:t>Precision@K</w:t>
+            </w:r>
+            <w:proofErr w:type="spellEnd"/>
+            <w:r>
+              <w:rPr>
+                <w:rFonts w:ascii="Arial" w:eastAsia="Arial" w:hAnsi="Arial" w:cs="Arial"/>
+                <w:sz w:val="12"/>
+              </w:rPr>
+              <w:t>; rank correlation</w:t>
             </w:r>
           </w:p>
         </w:tc>
@@ -8135,7 +8610,7 @@
                 <w:rFonts w:ascii="Arial" w:eastAsia="Arial" w:hAnsi="Arial" w:cs="Arial"/>
                 <w:sz w:val="12"/>
               </w:rPr>
-              <w:t>MAE for delay/DOC</w:t>
+              <w:t>Accuracy for delay/DOC</w:t>
             </w:r>
           </w:p>
         </w:tc>
@@ -8244,7 +8719,14 @@
                 <w:rFonts w:ascii="Arial" w:eastAsia="Arial" w:hAnsi="Arial" w:cs="Arial"/>
                 <w:sz w:val="12"/>
               </w:rPr>
-              <w:t>&gt;=0.90</w:t>
+              <w:t>&gt;=</w:t>
+            </w:r>
+            <w:r>
+              <w:rPr>
+                <w:rFonts w:ascii="Arial" w:eastAsia="Arial" w:hAnsi="Arial" w:cs="Arial"/>
+                <w:sz w:val="12"/>
+              </w:rPr>
+              <w:t>90%</w:t>
             </w:r>
           </w:p>
         </w:tc>
@@ -8440,7 +8922,10 @@
         <w:t>Component-removal tests</w:t>
       </w:r>
       <w:r>
-        <w:t xml:space="preserve"> remove provenance, graph context, or deterministic simulation to quantify their contribution. Analysts blind-score relevance, traceability, feasibility, and clarity. Operational users complete timed scenario tasks and a structured usefulness survey.</w:t>
+        <w:t xml:space="preserve"> remove provenance, graph context, or deterministic simulation to quantify their contribution. Analysts blind-</w:t>
+      </w:r>
+      <w:r>
+        <w:t>score relevance, traceability, feasibility, and clarity. Operational users complete timed scenario tasks and a structured usefulness survey.</w:t>
       </w:r>
     </w:p>
     <w:p>
@@ -8506,10 +8991,23 @@
         <w:ind w:left="-5"/>
       </w:pPr>
       <w:r>
-        <w:t xml:space="preserve">Historical coverage may favor highly reported events; ground truth for supplier impact may be unavailable; analysts may disagree on relevance; and synthetic scenarios may not match real behavior. Results therefore </w:t>
-      </w:r>
-      <w:r>
-        <w:t>require confidence intervals, category-level reporting, dataset documentation, and clear separation between retrospective accuracy and prospective operational value.</w:t>
+        <w:t xml:space="preserve">Historical coverage may </w:t>
+      </w:r>
+      <w:proofErr w:type="spellStart"/>
+      <w:r>
+        <w:t>favor</w:t>
+      </w:r>
+      <w:proofErr w:type="spellEnd"/>
+      <w:r>
+        <w:t xml:space="preserve"> highly reported events; ground truth for supplier impact may be unavailable; analysts may disagree on relevance; and synthetic scenarios may not match real </w:t>
+      </w:r>
+      <w:proofErr w:type="spellStart"/>
+      <w:r>
+        <w:t>behavior</w:t>
+      </w:r>
+      <w:proofErr w:type="spellEnd"/>
+      <w:r>
+        <w:t>. Results therefore require confidence intervals, category-level reporting, dataset documentation, and clear separation between retrospective accuracy and prospective operational value.</w:t>
       </w:r>
     </w:p>
     <w:p>
@@ -8601,8 +9099,13 @@
       <w:r>
         <w:t xml:space="preserve"> </w:t>
       </w:r>
-      <w:r>
-        <w:t>Chainsilience AI must securely protect sensitive company data, including suppliers, routes, products, orders, inventory, and production schedules, using encryption and strict access controls. This information must not be disclosed to third parties or used to train external AI models without explicit company consent.</w:t>
+      <w:proofErr w:type="spellStart"/>
+      <w:r>
+        <w:t>Chainsilience</w:t>
+      </w:r>
+      <w:proofErr w:type="spellEnd"/>
+      <w:r>
+        <w:t xml:space="preserve"> AI must securely protect sensitive company data, including suppliers, routes, products, orders, inventory, and production schedules, using encryption and strict access controls. This information must not be disclosed to third parties or used to train external AI models without explicit company consent.</w:t>
       </w:r>
     </w:p>
     <w:p>
@@ -8614,6 +9117,7 @@
         <w:rPr>
           <w:b/>
         </w:rPr>
+        <w:lastRenderedPageBreak/>
         <w:t>D.</w:t>
       </w:r>
       <w:r>
@@ -8630,8 +9134,13 @@
       <w:pPr>
         <w:ind w:left="-5"/>
       </w:pPr>
-      <w:r>
-        <w:t>Chainsilience AI cannot observe undisclosed multi-tier dependencies, guarantee source truth, predict unprecedented events with precision, or make unqualified suppliers immediately usable. Digital twins decay when master data are stale. LLM outputs remain probabilistic; simulation outputs inherit uncertain distributions; and optimizing one firm's resilience can shift cost or scarcity to others. The system is decision support, not autonomous authority.</w:t>
+      <w:proofErr w:type="spellStart"/>
+      <w:r>
+        <w:t>Chainsilience</w:t>
+      </w:r>
+      <w:proofErr w:type="spellEnd"/>
+      <w:r>
+        <w:t xml:space="preserve"> AI cannot observe undisclosed multi-tier dependencies, guarantee source truth, predict unprecedented events with precision, or make unqualified suppliers immediately usable. Digital twins decay when master data are stale. LLM outputs remain probabilistic; simulation outputs inherit uncertain distributions; and optimizing one firm's resilience can shift cost or scarcity to others. The system is decision support, not autonomous authority.</w:t>
       </w:r>
     </w:p>
     <w:p>
@@ -8690,12 +9199,13 @@
       <w:pPr>
         <w:ind w:left="-5"/>
       </w:pPr>
-      <w:r>
-        <w:t xml:space="preserve">Chainsilience AI proposes a practical bridge between disruption news and operational response. Its architecture combines verified event extraction, provenance, a supply-chain knowledge graph, a digital twin, deterministic and probabilistic analytics, constrained planning, and </w:t>
-      </w:r>
-      <w:r>
-        <w:lastRenderedPageBreak/>
-        <w:t>approval-gated agentic communication. The design is deliberately hybrid: LLMs interpret language and draft explanations; graphs preserve relationships; simulators estimate consequences; solvers test feasible mitigations; and humans retain authority.</w:t>
+      <w:proofErr w:type="spellStart"/>
+      <w:r>
+        <w:t>Chainsilience</w:t>
+      </w:r>
+      <w:proofErr w:type="spellEnd"/>
+      <w:r>
+        <w:t xml:space="preserve"> AI proposes a practical bridge between disruption news and operational response. Its architecture combines verified event extraction, provenance, a supply-chain knowledge graph, a digital twin, deterministic and probabilistic analytics, constrained planning, and approval-gated agentic communication. The design is deliberately hybrid: LLMs interpret language and draft explanations; graphs preserve relationships; simulators estimate consequences; solvers test feasible mitigations; and humans retain authority.</w:t>
       </w:r>
     </w:p>
     <w:p>
@@ -8826,7 +9336,23 @@
           <w:sz w:val="14"/>
           <w:szCs w:val="14"/>
         </w:rPr>
-        <w:t>, vol. 48, no. 2, pp. 89-109, 2016, doi: 10.1080/0740817X.2015.1067735.</w:t>
+        <w:t xml:space="preserve">, vol. 48, no. 2, pp. 89-109, 2016, </w:t>
+      </w:r>
+      <w:proofErr w:type="spellStart"/>
+      <w:r>
+        <w:rPr>
+          <w:sz w:val="14"/>
+          <w:szCs w:val="14"/>
+        </w:rPr>
+        <w:t>doi</w:t>
+      </w:r>
+      <w:proofErr w:type="spellEnd"/>
+      <w:r>
+        <w:rPr>
+          <w:sz w:val="14"/>
+          <w:szCs w:val="14"/>
+        </w:rPr>
+        <w:t>: 10.1080/0740817X.2015.1067735.</w:t>
       </w:r>
     </w:p>
     <w:p>
@@ -8844,7 +9370,39 @@
           <w:sz w:val="14"/>
           <w:szCs w:val="14"/>
         </w:rPr>
-        <w:t>D. Ivanov and A. Dolgui, 'A digital supply chain twin for managing disruption risks and resilience,' Production Planning &amp; Control, vol. 32, no. 9, pp. 775-788, 2021, doi:</w:t>
+        <w:t xml:space="preserve">D. Ivanov and A. </w:t>
+      </w:r>
+      <w:proofErr w:type="spellStart"/>
+      <w:r>
+        <w:rPr>
+          <w:sz w:val="14"/>
+          <w:szCs w:val="14"/>
+        </w:rPr>
+        <w:t>Dolgui</w:t>
+      </w:r>
+      <w:proofErr w:type="spellEnd"/>
+      <w:r>
+        <w:rPr>
+          <w:sz w:val="14"/>
+          <w:szCs w:val="14"/>
+        </w:rPr>
+        <w:t xml:space="preserve">, 'A digital supply chain twin for managing disruption risks and resilience,' Production Planning &amp; Control, vol. 32, no. 9, pp. 775-788, 2021, </w:t>
+      </w:r>
+      <w:proofErr w:type="spellStart"/>
+      <w:r>
+        <w:rPr>
+          <w:sz w:val="14"/>
+          <w:szCs w:val="14"/>
+        </w:rPr>
+        <w:t>doi</w:t>
+      </w:r>
+      <w:proofErr w:type="spellEnd"/>
+      <w:r>
+        <w:rPr>
+          <w:sz w:val="14"/>
+          <w:szCs w:val="14"/>
+        </w:rPr>
+        <w:t>:</w:t>
       </w:r>
     </w:p>
     <w:p>
@@ -8924,7 +9482,23 @@
           <w:sz w:val="14"/>
           <w:szCs w:val="14"/>
         </w:rPr>
-        <w:t>E. E. Kosasih et al., 'Towards knowledge graph reasoning for supply chain risk management using graph neural networks,' Int. J. Production Research, vol. 62, no. 15, pp. 5596-5612, 2024, doi: 10.1080/00207543.2022.2100841.</w:t>
+        <w:t xml:space="preserve">E. E. Kosasih et al., 'Towards knowledge graph reasoning for supply chain risk management using graph neural networks,' Int. J. Production Research, vol. 62, no. 15, pp. 5596-5612, 2024, </w:t>
+      </w:r>
+      <w:proofErr w:type="spellStart"/>
+      <w:r>
+        <w:rPr>
+          <w:sz w:val="14"/>
+          <w:szCs w:val="14"/>
+        </w:rPr>
+        <w:t>doi</w:t>
+      </w:r>
+      <w:proofErr w:type="spellEnd"/>
+      <w:r>
+        <w:rPr>
+          <w:sz w:val="14"/>
+          <w:szCs w:val="14"/>
+        </w:rPr>
+        <w:t>: 10.1080/00207543.2022.2100841.</w:t>
       </w:r>
     </w:p>
     <w:p>
@@ -8942,7 +9516,39 @@
           <w:sz w:val="14"/>
           <w:szCs w:val="14"/>
         </w:rPr>
-        <w:t>S. AlMahri, L. Xu, and A. Brintrup, 'Enhancing supply chain visibility with knowledge graphs and large language models,' Int. J. Production Research, vol. 64, no. 6, pp. 2178-2209, 2026, doi: 10.1080/00207543.2025.2575841.</w:t>
+        <w:t xml:space="preserve">S. </w:t>
+      </w:r>
+      <w:proofErr w:type="spellStart"/>
+      <w:r>
+        <w:rPr>
+          <w:sz w:val="14"/>
+          <w:szCs w:val="14"/>
+        </w:rPr>
+        <w:t>AlMahri</w:t>
+      </w:r>
+      <w:proofErr w:type="spellEnd"/>
+      <w:r>
+        <w:rPr>
+          <w:sz w:val="14"/>
+          <w:szCs w:val="14"/>
+        </w:rPr>
+        <w:t xml:space="preserve">, L. Xu, and A. Brintrup, 'Enhancing supply chain visibility with knowledge graphs and large language models,' Int. J. Production Research, vol. 64, no. 6, pp. 2178-2209, 2026, </w:t>
+      </w:r>
+      <w:proofErr w:type="spellStart"/>
+      <w:r>
+        <w:rPr>
+          <w:sz w:val="14"/>
+          <w:szCs w:val="14"/>
+        </w:rPr>
+        <w:t>doi</w:t>
+      </w:r>
+      <w:proofErr w:type="spellEnd"/>
+      <w:r>
+        <w:rPr>
+          <w:sz w:val="14"/>
+          <w:szCs w:val="14"/>
+        </w:rPr>
+        <w:t>: 10.1080/00207543.2025.2575841.</w:t>
       </w:r>
     </w:p>
     <w:p>
@@ -8960,7 +9566,23 @@
           <w:sz w:val="14"/>
           <w:szCs w:val="14"/>
         </w:rPr>
-        <w:t xml:space="preserve">S. Yao et al., 'ReAct: Synergizing reasoning and acting in language models,' </w:t>
+        <w:t>S. Yao et al., '</w:t>
+      </w:r>
+      <w:proofErr w:type="spellStart"/>
+      <w:r>
+        <w:rPr>
+          <w:sz w:val="14"/>
+          <w:szCs w:val="14"/>
+        </w:rPr>
+        <w:t>ReAct</w:t>
+      </w:r>
+      <w:proofErr w:type="spellEnd"/>
+      <w:r>
+        <w:rPr>
+          <w:sz w:val="14"/>
+          <w:szCs w:val="14"/>
+        </w:rPr>
+        <w:t xml:space="preserve">: Synergizing reasoning and acting in language models,' </w:t>
       </w:r>
       <w:r>
         <w:rPr>
@@ -8990,21 +9612,6 @@
           <w:szCs w:val="14"/>
         </w:rPr>
         <w:t>https://arxiv.org/abs/2210.03629</w:t>
-      </w:r>
-    </w:p>
-    <w:p>
-      <w:pPr>
-        <w:spacing w:after="146" w:line="240" w:lineRule="auto"/>
-        <w:ind w:left="0" w:firstLine="0"/>
-      </w:pPr>
-    </w:p>
-    <w:p>
-      <w:pPr>
-        <w:pStyle w:val="Heading1"/>
-        <w:spacing w:after="35"/>
-      </w:pPr>
-      <w:r>
-        <w:t>REFERENCES (CONTINUED)</w:t>
       </w:r>
     </w:p>
     <w:p>
@@ -9022,7 +9629,23 @@
           <w:sz w:val="14"/>
           <w:szCs w:val="14"/>
         </w:rPr>
-        <w:t>P. Lewis et al., 'Retrieval-augmented generation for knowledge-intensive NLP tasks,' NeurIPS, vol. 33, pp. 9459-9474, 2020. https://arxiv.org/abs/2005.11401</w:t>
+        <w:t xml:space="preserve">P. Lewis et al., 'Retrieval-augmented generation for knowledge-intensive NLP tasks,' </w:t>
+      </w:r>
+      <w:proofErr w:type="spellStart"/>
+      <w:r>
+        <w:rPr>
+          <w:sz w:val="14"/>
+          <w:szCs w:val="14"/>
+        </w:rPr>
+        <w:t>NeurIPS</w:t>
+      </w:r>
+      <w:proofErr w:type="spellEnd"/>
+      <w:r>
+        <w:rPr>
+          <w:sz w:val="14"/>
+          <w:szCs w:val="14"/>
+        </w:rPr>
+        <w:t>, vol. 33, pp. 9459-9474, 2020. https://arxiv.org/abs/2005.11401</w:t>
       </w:r>
     </w:p>
     <w:p>
@@ -9139,7 +9762,23 @@
           <w:sz w:val="14"/>
           <w:szCs w:val="14"/>
         </w:rPr>
-        <w:t>, NIST AI 100-1, 2023, doi: 10.6028/NIST.AI.100-1.</w:t>
+        <w:t xml:space="preserve">, NIST AI 100-1, 2023, </w:t>
+      </w:r>
+      <w:proofErr w:type="spellStart"/>
+      <w:r>
+        <w:rPr>
+          <w:sz w:val="14"/>
+          <w:szCs w:val="14"/>
+        </w:rPr>
+        <w:t>doi</w:t>
+      </w:r>
+      <w:proofErr w:type="spellEnd"/>
+      <w:r>
+        <w:rPr>
+          <w:sz w:val="14"/>
+          <w:szCs w:val="14"/>
+        </w:rPr>
+        <w:t>: 10.6028/NIST.AI.100-1.</w:t>
       </w:r>
     </w:p>
     <w:p>
@@ -9172,7 +9811,23 @@
           <w:sz w:val="14"/>
           <w:szCs w:val="14"/>
         </w:rPr>
-        <w:t>, NIST AI 600-1, 2024, doi: 10.6028/NIST.AI.600-1.</w:t>
+        <w:t xml:space="preserve">, NIST AI 600-1, 2024, </w:t>
+      </w:r>
+      <w:proofErr w:type="spellStart"/>
+      <w:r>
+        <w:rPr>
+          <w:sz w:val="14"/>
+          <w:szCs w:val="14"/>
+        </w:rPr>
+        <w:t>doi</w:t>
+      </w:r>
+      <w:proofErr w:type="spellEnd"/>
+      <w:r>
+        <w:rPr>
+          <w:sz w:val="14"/>
+          <w:szCs w:val="14"/>
+        </w:rPr>
+        <w:t>: 10.6028/NIST.AI.600-1.</w:t>
       </w:r>
     </w:p>
     <w:p>
@@ -9205,7 +9860,23 @@
           <w:sz w:val="14"/>
           <w:szCs w:val="14"/>
         </w:rPr>
-        <w:t>, NIST CSWP 29, 2024, doi:</w:t>
+        <w:t xml:space="preserve">, NIST CSWP 29, 2024, </w:t>
+      </w:r>
+      <w:proofErr w:type="spellStart"/>
+      <w:r>
+        <w:rPr>
+          <w:sz w:val="14"/>
+          <w:szCs w:val="14"/>
+        </w:rPr>
+        <w:t>doi</w:t>
+      </w:r>
+      <w:proofErr w:type="spellEnd"/>
+      <w:r>
+        <w:rPr>
+          <w:sz w:val="14"/>
+          <w:szCs w:val="14"/>
+        </w:rPr>
+        <w:t>:</w:t>
       </w:r>
     </w:p>
     <w:p>
@@ -9252,7 +9923,23 @@
           <w:sz w:val="14"/>
           <w:szCs w:val="14"/>
         </w:rPr>
-        <w:t>, SP 800-207, 2020, doi: 10.6028/NIST.SP.800-207.</w:t>
+        <w:t xml:space="preserve">, SP 800-207, 2020, </w:t>
+      </w:r>
+      <w:proofErr w:type="spellStart"/>
+      <w:r>
+        <w:rPr>
+          <w:sz w:val="14"/>
+          <w:szCs w:val="14"/>
+        </w:rPr>
+        <w:t>doi</w:t>
+      </w:r>
+      <w:proofErr w:type="spellEnd"/>
+      <w:r>
+        <w:rPr>
+          <w:sz w:val="14"/>
+          <w:szCs w:val="14"/>
+        </w:rPr>
+        <w:t>: 10.6028/NIST.SP.800-207.</w:t>
       </w:r>
     </w:p>
     <w:p>
@@ -9502,13 +10189,23 @@
       <w:ind w:left="-612" w:firstLine="0"/>
       <w:jc w:val="left"/>
     </w:pPr>
+    <w:proofErr w:type="spellStart"/>
     <w:r>
       <w:rPr>
         <w:rFonts w:ascii="Arial" w:eastAsia="Arial" w:hAnsi="Arial" w:cs="Arial"/>
         <w:color w:val="4B5563"/>
         <w:sz w:val="10"/>
       </w:rPr>
-      <w:t>Chainsilience AI project document. Scenario outputs are illustrative unless explicitly identified as measured results.</w:t>
+      <w:t>Chainsilience</w:t>
+    </w:r>
+    <w:proofErr w:type="spellEnd"/>
+    <w:r>
+      <w:rPr>
+        <w:rFonts w:ascii="Arial" w:eastAsia="Arial" w:hAnsi="Arial" w:cs="Arial"/>
+        <w:color w:val="4B5563"/>
+        <w:sz w:val="10"/>
+      </w:rPr>
+      <w:t xml:space="preserve"> AI project document. Scenario outputs are illustrative unless explicitly identified as measured results.</w:t>
     </w:r>
   </w:p>
 </w:ftr>
@@ -9688,13 +10385,23 @@
       <w:ind w:left="-612" w:firstLine="0"/>
       <w:jc w:val="left"/>
     </w:pPr>
+    <w:proofErr w:type="spellStart"/>
     <w:r>
       <w:rPr>
         <w:rFonts w:ascii="Arial" w:eastAsia="Arial" w:hAnsi="Arial" w:cs="Arial"/>
         <w:color w:val="4B5563"/>
         <w:sz w:val="10"/>
       </w:rPr>
-      <w:t>Chainsilience AI project document. Scenario outputs are illustrative unless explicitly identified as measured results.</w:t>
+      <w:t>Chainsilience</w:t>
+    </w:r>
+    <w:proofErr w:type="spellEnd"/>
+    <w:r>
+      <w:rPr>
+        <w:rFonts w:ascii="Arial" w:eastAsia="Arial" w:hAnsi="Arial" w:cs="Arial"/>
+        <w:color w:val="4B5563"/>
+        <w:sz w:val="10"/>
+      </w:rPr>
+      <w:t xml:space="preserve"> AI project document. Scenario outputs are illustrative unless explicitly identified as measured results.</w:t>
     </w:r>
   </w:p>
 </w:ftr>
@@ -9874,13 +10581,23 @@
       <w:ind w:left="-612" w:firstLine="0"/>
       <w:jc w:val="left"/>
     </w:pPr>
+    <w:proofErr w:type="spellStart"/>
     <w:r>
       <w:rPr>
         <w:rFonts w:ascii="Arial" w:eastAsia="Arial" w:hAnsi="Arial" w:cs="Arial"/>
         <w:color w:val="4B5563"/>
         <w:sz w:val="10"/>
       </w:rPr>
-      <w:t>Chainsilience AI project document. Scenario outputs are illustrative unless explicitly identified as measured results.</w:t>
+      <w:t>Chainsilience</w:t>
+    </w:r>
+    <w:proofErr w:type="spellEnd"/>
+    <w:r>
+      <w:rPr>
+        <w:rFonts w:ascii="Arial" w:eastAsia="Arial" w:hAnsi="Arial" w:cs="Arial"/>
+        <w:color w:val="4B5563"/>
+        <w:sz w:val="10"/>
+      </w:rPr>
+      <w:t xml:space="preserve"> AI project document. Scenario outputs are illustrative unless explicitly identified as measured results.</w:t>
     </w:r>
   </w:p>
 </w:ftr>
@@ -10060,13 +10777,23 @@
       <w:ind w:left="-85" w:firstLine="0"/>
       <w:jc w:val="left"/>
     </w:pPr>
+    <w:proofErr w:type="spellStart"/>
     <w:r>
       <w:rPr>
         <w:rFonts w:ascii="Arial" w:eastAsia="Arial" w:hAnsi="Arial" w:cs="Arial"/>
         <w:color w:val="4B5563"/>
         <w:sz w:val="10"/>
       </w:rPr>
-      <w:t>Chainsilience AI project document. Scenario outputs are illustrative unless explicitly identified as measured results.</w:t>
+      <w:t>Chainsilience</w:t>
+    </w:r>
+    <w:proofErr w:type="spellEnd"/>
+    <w:r>
+      <w:rPr>
+        <w:rFonts w:ascii="Arial" w:eastAsia="Arial" w:hAnsi="Arial" w:cs="Arial"/>
+        <w:color w:val="4B5563"/>
+        <w:sz w:val="10"/>
+      </w:rPr>
+      <w:t xml:space="preserve"> AI project document. Scenario outputs are illustrative unless explicitly identified as measured results.</w:t>
     </w:r>
   </w:p>
 </w:ftr>
@@ -10246,13 +10973,23 @@
       <w:ind w:left="-85" w:firstLine="0"/>
       <w:jc w:val="left"/>
     </w:pPr>
+    <w:proofErr w:type="spellStart"/>
     <w:r>
       <w:rPr>
         <w:rFonts w:ascii="Arial" w:eastAsia="Arial" w:hAnsi="Arial" w:cs="Arial"/>
         <w:color w:val="4B5563"/>
         <w:sz w:val="10"/>
       </w:rPr>
-      <w:t>Chainsilience AI project document. Scenario outputs are illustrative unless explicitly identified as measured results.</w:t>
+      <w:t>Chainsilience</w:t>
+    </w:r>
+    <w:proofErr w:type="spellEnd"/>
+    <w:r>
+      <w:rPr>
+        <w:rFonts w:ascii="Arial" w:eastAsia="Arial" w:hAnsi="Arial" w:cs="Arial"/>
+        <w:color w:val="4B5563"/>
+        <w:sz w:val="10"/>
+      </w:rPr>
+      <w:t xml:space="preserve"> AI project document. Scenario outputs are illustrative unless explicitly identified as measured results.</w:t>
     </w:r>
   </w:p>
 </w:ftr>
@@ -10432,13 +11169,23 @@
       <w:ind w:left="-85" w:firstLine="0"/>
       <w:jc w:val="left"/>
     </w:pPr>
+    <w:proofErr w:type="spellStart"/>
     <w:r>
       <w:rPr>
         <w:rFonts w:ascii="Arial" w:eastAsia="Arial" w:hAnsi="Arial" w:cs="Arial"/>
         <w:color w:val="4B5563"/>
         <w:sz w:val="10"/>
       </w:rPr>
-      <w:t>Chainsilience AI project document. Scenario outputs are illustrative unless explicitly identified as measured results.</w:t>
+      <w:t>Chainsilience</w:t>
+    </w:r>
+    <w:proofErr w:type="spellEnd"/>
+    <w:r>
+      <w:rPr>
+        <w:rFonts w:ascii="Arial" w:eastAsia="Arial" w:hAnsi="Arial" w:cs="Arial"/>
+        <w:color w:val="4B5563"/>
+        <w:sz w:val="10"/>
+      </w:rPr>
+      <w:t xml:space="preserve"> AI project document. Scenario outputs are illustrative unless explicitly identified as measured results.</w:t>
     </w:r>
   </w:p>
 </w:ftr>
@@ -11891,6 +12638,7 @@
   <w:style w:type="character" w:default="1" w:styleId="DefaultParagraphFont">
     <w:name w:val="Default Paragraph Font"/>
     <w:uiPriority w:val="1"/>
+    <w:semiHidden/>
     <w:unhideWhenUsed/>
   </w:style>
   <w:style w:type="table" w:default="1" w:styleId="TableNormal">

--- a/Chainsilience_AI_IDSOL_2026_Whitepaper_Revised.docx
+++ b/Chainsilience_AI_IDSOL_2026_Whitepaper_Revised.docx
@@ -431,7 +431,13 @@
         <w:t xml:space="preserve">production </w:t>
       </w:r>
       <w:r>
-        <w:t>stoppage risk; (4) generate traceable mitigation options and communications; and (5) evaluate timeliness, accuracy, usefulness, and safety.</w:t>
+        <w:t xml:space="preserve">stoppage </w:t>
+      </w:r>
+      <w:r>
+        <w:t>probability</w:t>
+      </w:r>
+      <w:r>
+        <w:t>; (4) generate traceable mitigation options and communications; and (5) evaluate timeliness, accuracy, usefulness, and safety.</w:t>
       </w:r>
     </w:p>
     <w:p>
@@ -1597,13 +1603,43 @@
         <w:ind w:left="-5"/>
       </w:pPr>
       <w:r>
-        <w:t xml:space="preserve">The </w:t>
-      </w:r>
-      <w:r>
-        <w:t>LLM</w:t>
-      </w:r>
-      <w:r>
-        <w:t xml:space="preserve"> generates feasible mitigation strategies—such as reallocating inventory, expediting shipments, rerouting logistics, adjusting production schedules, or transferring orders to qualified alternative suppliers—and compares them according to service recovery, cost, implementation time, feasibility, and remaining risk.</w:t>
+        <w:t>The LLM proposes evidence-</w:t>
+      </w:r>
+      <w:r>
+        <w:t>backed</w:t>
+      </w:r>
+      <w:r>
+        <w:t xml:space="preserve"> candidate mitigation actions, such as reallocating inventory, </w:t>
+      </w:r>
+      <w:r>
+        <w:t>rerouting</w:t>
+      </w:r>
+      <w:r>
+        <w:t xml:space="preserve">, adjusting production schedules, or transferring orders to qualified alternative suppliers. </w:t>
+      </w:r>
+      <w:r>
+        <w:t>Deterministic</w:t>
+      </w:r>
+      <w:r>
+        <w:t xml:space="preserve"> and optimization services compare the candidates using impact metrics such as reduced </w:t>
+      </w:r>
+      <w:r>
+        <w:t>risk</w:t>
+      </w:r>
+      <w:r>
+        <w:t>, recovery</w:t>
+      </w:r>
+      <w:r>
+        <w:t xml:space="preserve"> time</w:t>
+      </w:r>
+      <w:r>
+        <w:t xml:space="preserve">, and implementation </w:t>
+      </w:r>
+      <w:r>
+        <w:t>cost</w:t>
+      </w:r>
+      <w:r>
+        <w:t>.</w:t>
       </w:r>
     </w:p>
     <w:p>
@@ -3732,7 +3768,7 @@
     <w:p>
       <w:pPr>
         <w:spacing w:line="251" w:lineRule="auto"/>
-        <w:jc w:val="center"/>
+        <w:ind w:left="0" w:firstLine="0"/>
       </w:pPr>
       <w:r>
         <w:rPr>
@@ -4135,12 +4171,21 @@
               <w:ind w:left="0" w:firstLine="0"/>
               <w:jc w:val="left"/>
             </w:pPr>
-            <w:r>
-              <w:rPr>
-                <w:rFonts w:ascii="Arial" w:eastAsia="Arial" w:hAnsi="Arial" w:cs="Arial"/>
-                <w:sz w:val="12"/>
-              </w:rPr>
-              <w:t>Source allowlist + license</w:t>
+            <w:proofErr w:type="gramStart"/>
+            <w:r>
+              <w:rPr>
+                <w:rFonts w:ascii="Arial" w:eastAsia="Arial" w:hAnsi="Arial" w:cs="Arial"/>
+                <w:sz w:val="12"/>
+              </w:rPr>
+              <w:t>Source</w:t>
+            </w:r>
+            <w:proofErr w:type="gramEnd"/>
+            <w:r>
+              <w:rPr>
+                <w:rFonts w:ascii="Arial" w:eastAsia="Arial" w:hAnsi="Arial" w:cs="Arial"/>
+                <w:sz w:val="12"/>
+              </w:rPr>
+              <w:t xml:space="preserve"> allowlist + license</w:t>
             </w:r>
           </w:p>
         </w:tc>
@@ -4588,6 +4633,9 @@
       <w:pPr>
         <w:pStyle w:val="Heading2"/>
         <w:ind w:left="-5"/>
+        <w:rPr>
+          <w:b/>
+        </w:rPr>
       </w:pPr>
       <w:r>
         <w:rPr>
@@ -4602,7 +4650,22 @@
         <w:ind w:left="-5"/>
       </w:pPr>
       <w:r>
-        <w:t xml:space="preserve">The digital twin is a time-indexed computational representation of the operational network, not </w:t>
+        <w:t>The knowledge graph first establishes the enterprise entities and their dependencies. Each operational entity in the graph</w:t>
+      </w:r>
+      <w:r>
+        <w:t xml:space="preserve"> </w:t>
+      </w:r>
+      <w:r>
+        <w:t>such as a supplier,</w:t>
+      </w:r>
+      <w:r>
+        <w:t xml:space="preserve"> inventory, or route, </w:t>
+      </w:r>
+      <w:r>
+        <w:t>is linked to a corresponding digital twin containing its current and historical operational state. Together, these connected entity twins form the enterprise supply-chain digital twin.</w:t>
+      </w:r>
+      <w:r>
+        <w:t xml:space="preserve"> It is a time-indexed computational representation of the operational network, not </w:t>
       </w:r>
       <w:r>
         <w:t>just</w:t>
@@ -4614,7 +4677,13 @@
         <w:t xml:space="preserve"> for risk analysis</w:t>
       </w:r>
       <w:r>
-        <w:t xml:space="preserve"> and contingency </w:t>
+        <w:t xml:space="preserve"> and </w:t>
+      </w:r>
+      <w:r>
+        <w:t>mitigation</w:t>
+      </w:r>
+      <w:r>
+        <w:t xml:space="preserve"> </w:t>
       </w:r>
       <w:r>
         <w:t>simulations</w:t>
@@ -5589,7 +5658,7 @@
                 <w:rFonts w:ascii="Arial" w:eastAsia="Arial" w:hAnsi="Arial" w:cs="Arial"/>
                 <w:sz w:val="12"/>
               </w:rPr>
-              <w:t>Ranked options</w:t>
+              <w:t>Candidate mitigation actions</w:t>
             </w:r>
           </w:p>
         </w:tc>
@@ -5742,40 +5811,28 @@
         <w:ind w:left="-5"/>
       </w:pPr>
       <w:r>
-        <w:t>A</w:t>
-      </w:r>
-      <w:r>
-        <w:t>n</w:t>
-      </w:r>
-      <w:r>
-        <w:t xml:space="preserve"> LLM</w:t>
-      </w:r>
-      <w:r>
-        <w:t xml:space="preserve"> recommended action includes the expected service benefit, incremental</w:t>
+        <w:t>Each</w:t>
       </w:r>
       <w:r>
         <w:t xml:space="preserve"> </w:t>
       </w:r>
       <w:r>
-        <w:t>cost,</w:t>
+        <w:t>LLM</w:t>
       </w:r>
       <w:r>
         <w:t xml:space="preserve"> </w:t>
       </w:r>
       <w:r>
-        <w:t>implementation time, prerequisites, owner, reversibility, and re</w:t>
-      </w:r>
-      <w:r>
-        <w:t>sidual</w:t>
-      </w:r>
-      <w:r>
-        <w:t xml:space="preserve"> risk. Users may change assumptions and rerun the scenario. A comparison view shows the baseline and each mitigation</w:t>
+        <w:t>recommended candidate action includes the expected service benefit, implementation cost, recovery time, net financial impacts, and reduced risk. Users may change assumptions and rerun the scenario. A comparison view shows the baseline and each mitigation</w:t>
       </w:r>
       <w:r>
         <w:t xml:space="preserve"> strategy</w:t>
       </w:r>
       <w:r>
-        <w:t xml:space="preserve"> under the same snapshot.</w:t>
+        <w:t xml:space="preserve"> under the same snapshot</w:t>
+      </w:r>
+      <w:r>
+        <w:t>.</w:t>
       </w:r>
     </w:p>
     <w:p>
@@ -5835,7 +5892,13 @@
         </w:sectPr>
       </w:pPr>
       <w:r>
-        <w:t>The design converts AI-generated output into a reviewable draft rather than an irreversible action. Each approval records the reviewer, timestamp, message version, recipients, attached evidence, and downstream tool result. Human approval supports accountable oversight and reduces unauthorized action risk, but does not by itself guarantee ethical or correct outcomes. NLP and LLM components strictly provide decision support.</w:t>
+        <w:t xml:space="preserve">The design converts AI-generated output into a reviewable draft rather than an irreversible action. Each approval records the reviewer, timestamp, message version, recipients, attached evidence, and downstream tool result. Human approval supports accountable oversight and reduces unauthorized action </w:t>
+      </w:r>
+      <w:r>
+        <w:t>risk but</w:t>
+      </w:r>
+      <w:r>
+        <w:t xml:space="preserve"> does not by itself guarantee ethical or correct outcomes. NLP and LLM components strictly provide decision support.</w:t>
       </w:r>
     </w:p>
     <w:p>
@@ -6065,7 +6128,19 @@
         <w:t>reason</w:t>
       </w:r>
       <w:r>
-        <w:t>s which factors contributed most to the r</w:t>
+        <w:t xml:space="preserve">s </w:t>
+      </w:r>
+      <w:r>
+        <w:t>how different factors synthesized</w:t>
+      </w:r>
+      <w:r>
+        <w:t xml:space="preserve"> to</w:t>
+      </w:r>
+      <w:r>
+        <w:t xml:space="preserve"> produce</w:t>
+      </w:r>
+      <w:r>
+        <w:t xml:space="preserve"> the r</w:t>
       </w:r>
       <w:r>
         <w:t>isk score and risk level</w:t>
@@ -6337,7 +6412,13 @@
         <w:t>C.</w:t>
       </w:r>
       <w:r>
-        <w:t xml:space="preserve"> Stoppage Probability</w:t>
+        <w:t xml:space="preserve"> </w:t>
+      </w:r>
+      <w:r>
+        <w:t xml:space="preserve">Production </w:t>
+      </w:r>
+      <w:r>
+        <w:t>Stoppage Probability</w:t>
       </w:r>
     </w:p>
     <w:p>
@@ -6345,7 +6426,13 @@
         <w:ind w:left="-5"/>
       </w:pPr>
       <w:r>
-        <w:t xml:space="preserve">Production-stoppage probability is estimated by a probabilistic simulation service using Monte Carlo sampling over distributions for disruption duration, recovery time, transit delay, yield, demand, and alternative capacity. The Analyst agent supplies validated scenario parameters, invokes the simulation service, and explains the results; the LLM does not perform the numerical simulation itself. The displayed value is the fraction of runs in which a protected line cannot meet its minimum schedule. Calibration is assessed on historical or synthetic </w:t>
+        <w:t>Production</w:t>
+      </w:r>
+      <w:r>
+        <w:t xml:space="preserve"> </w:t>
+      </w:r>
+      <w:r>
+        <w:t xml:space="preserve">stoppage probability is estimated by a probabilistic simulation service using Monte Carlo sampling over distributions for disruption duration, recovery time, transit delay, yield, demand, and alternative capacity. The Analyst agent supplies validated scenario parameters, invokes the simulation service, and explains the results; the LLM does not perform the numerical simulation itself. The displayed value is the fraction of runs in which a protected line cannot meet its minimum schedule. Calibration is assessed on historical or synthetic </w:t>
       </w:r>
       <w:proofErr w:type="spellStart"/>
       <w:r>
@@ -6382,7 +6469,37 @@
         <w:t xml:space="preserve">and </w:t>
       </w:r>
       <w:r>
-        <w:t>constraints. It generates a diverse option set, invokes a deterministic feasibility checker, and ranks feasible options by a multi-objective score:</w:t>
+        <w:t xml:space="preserve">constraints. It </w:t>
+      </w:r>
+      <w:r>
+        <w:t>generates</w:t>
+      </w:r>
+      <w:r>
+        <w:t xml:space="preserve"> a diverse set of candidate mitigation </w:t>
+      </w:r>
+      <w:r>
+        <w:t>options</w:t>
+      </w:r>
+      <w:r>
+        <w:t xml:space="preserve">, </w:t>
+      </w:r>
+      <w:r>
+        <w:t xml:space="preserve">and </w:t>
+      </w:r>
+      <w:r>
+        <w:t>invokes a deterministic checker</w:t>
+      </w:r>
+      <w:r>
+        <w:t xml:space="preserve"> which</w:t>
+      </w:r>
+      <w:r>
+        <w:t xml:space="preserve"> ranks </w:t>
+      </w:r>
+      <w:r>
+        <w:t>the</w:t>
+      </w:r>
+      <w:r>
+        <w:t xml:space="preserve"> options by a multi-objective score:</w:t>
       </w:r>
     </w:p>
     <w:p>
@@ -6402,7 +6519,7 @@
           <w:sz w:val="14"/>
           <w:szCs w:val="14"/>
         </w:rPr>
-        <w:t>U(a) = βS · Service(a) − βC · Cost(a)</w:t>
+        <w:t xml:space="preserve">U(a) = βS · Service(a) </w:t>
       </w:r>
       <w:r>
         <w:rPr>
@@ -6410,35 +6527,124 @@
           <w:sz w:val="14"/>
           <w:szCs w:val="14"/>
         </w:rPr>
-        <w:br/>
-        <w:t xml:space="preserve">− βR · </w:t>
-      </w:r>
-      <w:proofErr w:type="spellStart"/>
+        <w:t>+</w:t>
+      </w:r>
       <w:r>
         <w:rPr>
           <w:rFonts w:ascii="Cambria Math" w:hAnsi="Cambria Math" w:cs="Cambria Math"/>
           <w:sz w:val="14"/>
           <w:szCs w:val="14"/>
         </w:rPr>
-        <w:t>ResidualRisk</w:t>
-      </w:r>
-      <w:proofErr w:type="spellEnd"/>
+        <w:t xml:space="preserve"> β</w:t>
+      </w:r>
       <w:r>
         <w:rPr>
           <w:rFonts w:ascii="Cambria Math" w:hAnsi="Cambria Math" w:cs="Cambria Math"/>
           <w:sz w:val="14"/>
           <w:szCs w:val="14"/>
         </w:rPr>
-        <w:t xml:space="preserve">(a) − βI · </w:t>
-      </w:r>
-      <w:proofErr w:type="spellStart"/>
+        <w:t>F</w:t>
+      </w:r>
       <w:r>
         <w:rPr>
           <w:rFonts w:ascii="Cambria Math" w:hAnsi="Cambria Math" w:cs="Cambria Math"/>
           <w:sz w:val="14"/>
           <w:szCs w:val="14"/>
         </w:rPr>
-        <w:t>ImplementationTime</w:t>
+        <w:t xml:space="preserve"> · </w:t>
+      </w:r>
+      <w:proofErr w:type="spellStart"/>
+      <w:r>
+        <w:rPr>
+          <w:rFonts w:ascii="Cambria Math" w:hAnsi="Cambria Math" w:cs="Cambria Math"/>
+          <w:sz w:val="14"/>
+          <w:szCs w:val="14"/>
+        </w:rPr>
+        <w:t>NetFinancialImpact</w:t>
+      </w:r>
+      <w:proofErr w:type="spellEnd"/>
+      <w:r>
+        <w:rPr>
+          <w:rFonts w:ascii="Cambria Math" w:hAnsi="Cambria Math" w:cs="Cambria Math"/>
+          <w:sz w:val="14"/>
+          <w:szCs w:val="14"/>
+        </w:rPr>
+        <w:t>(a)</w:t>
+      </w:r>
+      <w:r>
+        <w:rPr>
+          <w:rFonts w:ascii="Cambria Math" w:hAnsi="Cambria Math" w:cs="Cambria Math"/>
+          <w:sz w:val="14"/>
+          <w:szCs w:val="14"/>
+        </w:rPr>
+        <w:br/>
+      </w:r>
+      <w:r>
+        <w:rPr>
+          <w:rFonts w:ascii="Cambria Math" w:hAnsi="Cambria Math" w:cs="Cambria Math"/>
+          <w:sz w:val="14"/>
+          <w:szCs w:val="14"/>
+        </w:rPr>
+        <w:t>+</w:t>
+      </w:r>
+      <w:r>
+        <w:rPr>
+          <w:rFonts w:ascii="Cambria Math" w:hAnsi="Cambria Math" w:cs="Cambria Math"/>
+          <w:sz w:val="14"/>
+          <w:szCs w:val="14"/>
+        </w:rPr>
+        <w:t xml:space="preserve"> βR · </w:t>
+      </w:r>
+      <w:proofErr w:type="spellStart"/>
+      <w:r>
+        <w:rPr>
+          <w:rFonts w:ascii="Cambria Math" w:hAnsi="Cambria Math" w:cs="Cambria Math"/>
+          <w:sz w:val="14"/>
+          <w:szCs w:val="14"/>
+        </w:rPr>
+        <w:t>Re</w:t>
+      </w:r>
+      <w:r>
+        <w:rPr>
+          <w:rFonts w:ascii="Cambria Math" w:hAnsi="Cambria Math" w:cs="Cambria Math"/>
+          <w:sz w:val="14"/>
+          <w:szCs w:val="14"/>
+        </w:rPr>
+        <w:t>duced</w:t>
+      </w:r>
+      <w:r>
+        <w:rPr>
+          <w:rFonts w:ascii="Cambria Math" w:hAnsi="Cambria Math" w:cs="Cambria Math"/>
+          <w:sz w:val="14"/>
+          <w:szCs w:val="14"/>
+        </w:rPr>
+        <w:t>Risk</w:t>
+      </w:r>
+      <w:proofErr w:type="spellEnd"/>
+      <w:r>
+        <w:rPr>
+          <w:rFonts w:ascii="Cambria Math" w:hAnsi="Cambria Math" w:cs="Cambria Math"/>
+          <w:sz w:val="14"/>
+          <w:szCs w:val="14"/>
+        </w:rPr>
+        <w:t xml:space="preserve">(a) − βI · </w:t>
+      </w:r>
+      <w:proofErr w:type="spellStart"/>
+      <w:r>
+        <w:rPr>
+          <w:rFonts w:ascii="Cambria Math" w:hAnsi="Cambria Math" w:cs="Cambria Math"/>
+          <w:sz w:val="14"/>
+          <w:szCs w:val="14"/>
+        </w:rPr>
+        <w:t>Implementation</w:t>
+      </w:r>
+      <w:r>
+        <w:rPr>
+          <w:rFonts w:ascii="Cambria Math" w:hAnsi="Cambria Math" w:cs="Cambria Math"/>
+          <w:sz w:val="14"/>
+          <w:szCs w:val="14"/>
+        </w:rPr>
+        <w:t>Cost</w:t>
       </w:r>
       <w:proofErr w:type="spellEnd"/>
       <w:r>
@@ -7082,7 +7288,103 @@
           <w:i w:val="0"/>
           <w:iCs/>
         </w:rPr>
-        <w:t>During mitigation planning, RAG retrieves authorized, current records—including approved suppliers, qualified substitute components, contracts, company policies, available capacities, logistics routes, and previous disruption responses—and provides them as evidence to the LLM-based Planner [9]. The LLM uses this retrieved context to reason about and propose candidate actions, while deterministic feasibility checks, simulation, and optimization services validate constraints and compare service recovery, cost, implementation time, and residual risk. Each recommendation retains links to the retrieved records so decision-makers can verify why the action was proposed; missing, stale, or conflicting records trigger review rather than unsupported recommendations.</w:t>
+        <w:t>During mitigation planning, RAG retrieves authorized, current records—including approved suppliers, qualified substitute components, contracts, company policies, available capacities, logistics routes, and previous disruption responses—and provides them as evidence to the LLM-based Planner [9]. The LLM uses this retrieved context to reason about and propose candidate</w:t>
+      </w:r>
+      <w:r>
+        <w:rPr>
+          <w:bCs/>
+          <w:i w:val="0"/>
+          <w:iCs/>
+        </w:rPr>
+        <w:t xml:space="preserve"> mitigation</w:t>
+      </w:r>
+      <w:r>
+        <w:rPr>
+          <w:bCs/>
+          <w:i w:val="0"/>
+          <w:iCs/>
+        </w:rPr>
+        <w:t xml:space="preserve"> actions, while deterministic feasibility checks</w:t>
+      </w:r>
+      <w:r>
+        <w:rPr>
+          <w:bCs/>
+          <w:i w:val="0"/>
+          <w:iCs/>
+        </w:rPr>
+        <w:t xml:space="preserve"> </w:t>
+      </w:r>
+      <w:r>
+        <w:rPr>
+          <w:bCs/>
+          <w:i w:val="0"/>
+          <w:iCs/>
+        </w:rPr>
+        <w:t xml:space="preserve">and optimization services validate constraints and compare </w:t>
+      </w:r>
+      <w:r>
+        <w:rPr>
+          <w:bCs/>
+          <w:i w:val="0"/>
+          <w:iCs/>
+        </w:rPr>
+        <w:t xml:space="preserve">the candidate options based on </w:t>
+      </w:r>
+      <w:r>
+        <w:rPr>
+          <w:bCs/>
+          <w:i w:val="0"/>
+          <w:iCs/>
+        </w:rPr>
+        <w:t xml:space="preserve">service recovery, </w:t>
+      </w:r>
+      <w:r>
+        <w:rPr>
+          <w:bCs/>
+          <w:i w:val="0"/>
+          <w:iCs/>
+        </w:rPr>
+        <w:t xml:space="preserve">implementation </w:t>
+      </w:r>
+      <w:r>
+        <w:rPr>
+          <w:bCs/>
+          <w:i w:val="0"/>
+          <w:iCs/>
+        </w:rPr>
+        <w:t xml:space="preserve">cost, </w:t>
+      </w:r>
+      <w:r>
+        <w:rPr>
+          <w:bCs/>
+          <w:i w:val="0"/>
+          <w:iCs/>
+        </w:rPr>
+        <w:t>net financial impacts</w:t>
+      </w:r>
+      <w:r>
+        <w:rPr>
+          <w:bCs/>
+          <w:i w:val="0"/>
+          <w:iCs/>
+        </w:rPr>
+        <w:t>, and re</w:t>
+      </w:r>
+      <w:r>
+        <w:rPr>
+          <w:bCs/>
+          <w:i w:val="0"/>
+          <w:iCs/>
+        </w:rPr>
+        <w:t>duced</w:t>
+      </w:r>
+      <w:r>
+        <w:rPr>
+          <w:bCs/>
+          <w:i w:val="0"/>
+          <w:iCs/>
+        </w:rPr>
+        <w:t xml:space="preserve"> risk. Each recommendation retains links to the retrieved records so decision-makers can verify why the action was proposed; missing, stale, or conflicting records trigger review rather than unsupported recommendations.</w:t>
       </w:r>
     </w:p>
     <w:p>
@@ -7168,7 +7470,15 @@
         <w:ind w:left="-5"/>
       </w:pPr>
       <w:r>
-        <w:t xml:space="preserve">A complete alert states: </w:t>
+        <w:t xml:space="preserve">A complete alert </w:t>
+      </w:r>
+      <w:proofErr w:type="gramStart"/>
+      <w:r>
+        <w:t>states:</w:t>
+      </w:r>
+      <w:proofErr w:type="gramEnd"/>
+      <w:r>
+        <w:t xml:space="preserve"> </w:t>
       </w:r>
       <w:r>
         <w:rPr>
@@ -7274,11 +7584,11 @@
         <w:ind w:left="-5"/>
       </w:pPr>
       <w:r>
-        <w:t xml:space="preserve">On 3 April 2024, a magnitude 7.4 earthquake occurred near Hualien City, Taiwan, followed by strong aftershocks [11]. TSMC later reported that earthquakes in April 2024 caused damage to inventories, facilities, machinery, and equipment and that the company recognized approximately NT$3 billion in losses, net of insurance claims, in the </w:t>
+        <w:t xml:space="preserve">On 3 April 2024, a magnitude 7.4 earthquake occurred near Hualien City, Taiwan, followed by strong aftershocks [11]. TSMC later reported that earthquakes in April 2024 caused damage to inventories, facilities, </w:t>
       </w:r>
       <w:r>
         <w:lastRenderedPageBreak/>
-        <w:t>second quarter of 2024 [12]. These facts establish a real disruption context, but they do not establish the hypothetical buyer impacts below.</w:t>
+        <w:t>machinery, and equipment and that the company recognized approximately NT$3 billion in losses, net of insurance claims, in the second quarter of 2024 [12]. These facts establish a real disruption context, but they do not establish the hypothetical buyer impacts below.</w:t>
       </w:r>
     </w:p>
     <w:p>
@@ -7813,7 +8123,13 @@
         <w:ind w:left="-5"/>
       </w:pPr>
       <w:r>
-        <w:t xml:space="preserve">The system would display the evidence supporting the earthquake, the enterprise records supporting the dependency and inventory figures, the simulation version, and the assumptions producing the 71% </w:t>
+        <w:t>The system would display the evidence supporting the earthquake, the enterprise records supporting the dependency and inventory figures, the simulation version, and the</w:t>
+      </w:r>
+      <w:r>
+        <w:t xml:space="preserve"> scenario frequency by Monte Carlo simulation</w:t>
+      </w:r>
+      <w:r>
+        <w:t xml:space="preserve"> producing the 71% </w:t>
       </w:r>
       <w:r>
         <w:t>chance of production stoppage</w:t>
@@ -8501,7 +8817,35 @@
                 <w:rFonts w:ascii="Arial" w:eastAsia="Arial" w:hAnsi="Arial" w:cs="Arial"/>
                 <w:sz w:val="12"/>
               </w:rPr>
-              <w:t>Stoppage probability</w:t>
+              <w:t xml:space="preserve">Production </w:t>
+            </w:r>
+            <w:r>
+              <w:rPr>
+                <w:rFonts w:ascii="Arial" w:eastAsia="Arial" w:hAnsi="Arial" w:cs="Arial"/>
+                <w:sz w:val="12"/>
+              </w:rPr>
+              <w:t>s</w:t>
+            </w:r>
+            <w:r>
+              <w:rPr>
+                <w:rFonts w:ascii="Arial" w:eastAsia="Arial" w:hAnsi="Arial" w:cs="Arial"/>
+                <w:sz w:val="12"/>
+              </w:rPr>
+              <w:t xml:space="preserve">toppage </w:t>
+            </w:r>
+            <w:r>
+              <w:rPr>
+                <w:rFonts w:ascii="Arial" w:eastAsia="Arial" w:hAnsi="Arial" w:cs="Arial"/>
+                <w:sz w:val="12"/>
+              </w:rPr>
+              <w:t>p</w:t>
+            </w:r>
+            <w:r>
+              <w:rPr>
+                <w:rFonts w:ascii="Arial" w:eastAsia="Arial" w:hAnsi="Arial" w:cs="Arial"/>
+                <w:sz w:val="12"/>
+              </w:rPr>
+              <w:t>robability</w:t>
             </w:r>
           </w:p>
         </w:tc>
@@ -8916,16 +9260,21 @@
         <w:ind w:left="-5"/>
       </w:pPr>
       <w:r>
-        <w:t xml:space="preserve">Baselines are: keyword alerts plus manual analysis; LLM extraction without verification; and risk ranking without a digital twin. </w:t>
+        <w:t xml:space="preserve">Baselines </w:t>
+      </w:r>
+      <w:proofErr w:type="gramStart"/>
+      <w:r>
+        <w:t>are:</w:t>
+      </w:r>
+      <w:proofErr w:type="gramEnd"/>
+      <w:r>
+        <w:t xml:space="preserve"> keyword alerts plus manual analysis; LLM extraction without verification; and risk ranking without a digital twin. </w:t>
       </w:r>
       <w:r>
         <w:t>Component-removal tests</w:t>
       </w:r>
       <w:r>
-        <w:t xml:space="preserve"> remove provenance, graph context, or deterministic simulation to quantify their contribution. Analysts blind-</w:t>
-      </w:r>
-      <w:r>
-        <w:t>score relevance, traceability, feasibility, and clarity. Operational users complete timed scenario tasks and a structured usefulness survey.</w:t>
+        <w:t xml:space="preserve"> remove provenance, graph context, or deterministic simulation to quantify their contribution. Analysts blind-score relevance, traceability, feasibility, and clarity. Operational users complete timed scenario tasks and a structured usefulness survey.</w:t>
       </w:r>
     </w:p>
     <w:p>
@@ -9105,7 +9454,11 @@
       </w:r>
       <w:proofErr w:type="spellEnd"/>
       <w:r>
-        <w:t xml:space="preserve"> AI must securely protect sensitive company data, including suppliers, routes, products, orders, inventory, and production schedules, using encryption and strict access controls. This information must not be disclosed to third parties or used to train external AI models without explicit company consent.</w:t>
+        <w:t xml:space="preserve"> AI must securely protect sensitive company data, including suppliers, routes, products, orders, inventory, and production schedules, using encryption and strict access controls. This information </w:t>
+      </w:r>
+      <w:r>
+        <w:lastRenderedPageBreak/>
+        <w:t>must not be disclosed to third parties or used to train external AI models without explicit company consent.</w:t>
       </w:r>
     </w:p>
     <w:p>
@@ -9117,7 +9470,6 @@
         <w:rPr>
           <w:b/>
         </w:rPr>
-        <w:lastRenderedPageBreak/>
         <w:t>D.</w:t>
       </w:r>
       <w:r>
@@ -9177,7 +9529,31 @@
         <w:ind w:left="-5"/>
       </w:pPr>
       <w:r>
-        <w:t>Future work includes probabilistic entity resolution, richer multi-tier mapping, causal recovery models, federated or privacy-preserving learning, active learning from analyst corrections, robust optimization, multilingual evaluation, and standardized connectors. A mature deployment should measure not only detection quality but whether decisions reduce expected loss without creating unacceptable security, fairness, or compliance risk.</w:t>
+        <w:t xml:space="preserve">Future work includes </w:t>
+      </w:r>
+      <w:r>
+        <w:t>using MCPs to connect</w:t>
+      </w:r>
+      <w:r>
+        <w:t xml:space="preserve"> LLM</w:t>
+      </w:r>
+      <w:r>
+        <w:t xml:space="preserve"> to email sending servi</w:t>
+      </w:r>
+      <w:r>
+        <w:t>ces such that an agent can autonomously send customer/supplier</w:t>
+      </w:r>
+      <w:r>
+        <w:t xml:space="preserve"> email</w:t>
+      </w:r>
+      <w:r>
+        <w:t xml:space="preserve"> after human approval</w:t>
+      </w:r>
+      <w:r>
+        <w:t xml:space="preserve">, </w:t>
+      </w:r>
+      <w:r>
+        <w:t>probabilistic entity resolution, richer multi-tier mapping, causal recovery models, federated or privacy-preserving learning, active learning from analyst corrections, robust optimization, multilingual evaluation, and standardized connectors. A mature deployment should measure not only detection quality but whether decisions reduce expected loss without creating unacceptable security, fairness, or compliance risk.</w:t>
       </w:r>
     </w:p>
     <w:p>
@@ -10149,13 +10525,23 @@
       <w:ind w:left="0" w:right="-612" w:firstLine="0"/>
       <w:jc w:val="right"/>
     </w:pPr>
+    <w:proofErr w:type="gramStart"/>
     <w:r>
       <w:rPr>
         <w:rFonts w:ascii="Arial" w:eastAsia="Arial" w:hAnsi="Arial" w:cs="Arial"/>
         <w:b/>
         <w:sz w:val="12"/>
       </w:rPr>
-      <w:t xml:space="preserve">WHITEPAPER  |  </w:t>
+      <w:t>WHITEPAPER  |</w:t>
+    </w:r>
+    <w:proofErr w:type="gramEnd"/>
+    <w:r>
+      <w:rPr>
+        <w:rFonts w:ascii="Arial" w:eastAsia="Arial" w:hAnsi="Arial" w:cs="Arial"/>
+        <w:b/>
+        <w:sz w:val="12"/>
+      </w:rPr>
+      <w:t xml:space="preserve">  </w:t>
     </w:r>
     <w:r>
       <w:fldChar w:fldCharType="begin"/>
@@ -10345,13 +10731,23 @@
       <w:ind w:left="0" w:right="-612" w:firstLine="0"/>
       <w:jc w:val="right"/>
     </w:pPr>
+    <w:proofErr w:type="gramStart"/>
     <w:r>
       <w:rPr>
         <w:rFonts w:ascii="Arial" w:eastAsia="Arial" w:hAnsi="Arial" w:cs="Arial"/>
         <w:b/>
         <w:sz w:val="12"/>
       </w:rPr>
-      <w:t xml:space="preserve">WHITEPAPER  |  </w:t>
+      <w:t>WHITEPAPER  |</w:t>
+    </w:r>
+    <w:proofErr w:type="gramEnd"/>
+    <w:r>
+      <w:rPr>
+        <w:rFonts w:ascii="Arial" w:eastAsia="Arial" w:hAnsi="Arial" w:cs="Arial"/>
+        <w:b/>
+        <w:sz w:val="12"/>
+      </w:rPr>
+      <w:t xml:space="preserve">  </w:t>
     </w:r>
     <w:r>
       <w:fldChar w:fldCharType="begin"/>
@@ -10541,13 +10937,23 @@
       <w:ind w:left="0" w:right="-612" w:firstLine="0"/>
       <w:jc w:val="right"/>
     </w:pPr>
+    <w:proofErr w:type="gramStart"/>
     <w:r>
       <w:rPr>
         <w:rFonts w:ascii="Arial" w:eastAsia="Arial" w:hAnsi="Arial" w:cs="Arial"/>
         <w:b/>
         <w:sz w:val="12"/>
       </w:rPr>
-      <w:t xml:space="preserve">WHITEPAPER  |  </w:t>
+      <w:t>WHITEPAPER  |</w:t>
+    </w:r>
+    <w:proofErr w:type="gramEnd"/>
+    <w:r>
+      <w:rPr>
+        <w:rFonts w:ascii="Arial" w:eastAsia="Arial" w:hAnsi="Arial" w:cs="Arial"/>
+        <w:b/>
+        <w:sz w:val="12"/>
+      </w:rPr>
+      <w:t xml:space="preserve">  </w:t>
     </w:r>
     <w:r>
       <w:fldChar w:fldCharType="begin"/>
@@ -10737,13 +11143,23 @@
       <w:ind w:left="0" w:right="-85" w:firstLine="0"/>
       <w:jc w:val="right"/>
     </w:pPr>
+    <w:proofErr w:type="gramStart"/>
     <w:r>
       <w:rPr>
         <w:rFonts w:ascii="Arial" w:eastAsia="Arial" w:hAnsi="Arial" w:cs="Arial"/>
         <w:b/>
         <w:sz w:val="12"/>
       </w:rPr>
-      <w:t xml:space="preserve">WHITEPAPER  |  </w:t>
+      <w:t>WHITEPAPER  |</w:t>
+    </w:r>
+    <w:proofErr w:type="gramEnd"/>
+    <w:r>
+      <w:rPr>
+        <w:rFonts w:ascii="Arial" w:eastAsia="Arial" w:hAnsi="Arial" w:cs="Arial"/>
+        <w:b/>
+        <w:sz w:val="12"/>
+      </w:rPr>
+      <w:t xml:space="preserve">  </w:t>
     </w:r>
     <w:r>
       <w:fldChar w:fldCharType="begin"/>
@@ -10933,13 +11349,23 @@
       <w:ind w:left="0" w:right="-85" w:firstLine="0"/>
       <w:jc w:val="right"/>
     </w:pPr>
+    <w:proofErr w:type="gramStart"/>
     <w:r>
       <w:rPr>
         <w:rFonts w:ascii="Arial" w:eastAsia="Arial" w:hAnsi="Arial" w:cs="Arial"/>
         <w:b/>
         <w:sz w:val="12"/>
       </w:rPr>
-      <w:t xml:space="preserve">WHITEPAPER  |  </w:t>
+      <w:t>WHITEPAPER  |</w:t>
+    </w:r>
+    <w:proofErr w:type="gramEnd"/>
+    <w:r>
+      <w:rPr>
+        <w:rFonts w:ascii="Arial" w:eastAsia="Arial" w:hAnsi="Arial" w:cs="Arial"/>
+        <w:b/>
+        <w:sz w:val="12"/>
+      </w:rPr>
+      <w:t xml:space="preserve">  </w:t>
     </w:r>
     <w:r>
       <w:fldChar w:fldCharType="begin"/>
@@ -11129,13 +11555,23 @@
       <w:ind w:left="0" w:right="-85" w:firstLine="0"/>
       <w:jc w:val="right"/>
     </w:pPr>
+    <w:proofErr w:type="gramStart"/>
     <w:r>
       <w:rPr>
         <w:rFonts w:ascii="Arial" w:eastAsia="Arial" w:hAnsi="Arial" w:cs="Arial"/>
         <w:b/>
         <w:sz w:val="12"/>
       </w:rPr>
-      <w:t xml:space="preserve">WHITEPAPER  |  </w:t>
+      <w:t>WHITEPAPER  |</w:t>
+    </w:r>
+    <w:proofErr w:type="gramEnd"/>
+    <w:r>
+      <w:rPr>
+        <w:rFonts w:ascii="Arial" w:eastAsia="Arial" w:hAnsi="Arial" w:cs="Arial"/>
+        <w:b/>
+        <w:sz w:val="12"/>
+      </w:rPr>
+      <w:t xml:space="preserve">  </w:t>
     </w:r>
     <w:r>
       <w:fldChar w:fldCharType="begin"/>
